--- a/docs/FMCC Setup Guide.docx
+++ b/docs/FMCC Setup Guide.docx
@@ -41,7 +41,7 @@
           <w:sz w:val="21"/>
           <w:szCs w:val="21"/>
         </w:rPr>
-        <w:t xml:space="preserve">This is the checklist for populating FM Command Centre from a brand new Football Manager 26 save — whether that's you starting a fresh career or a friend setting the app up for the first time. It covers exactly what to capture from FM, in what order, and how to hand it over so the app gets filled in without touching a line of code.</w:t>
+        <w:t xml:space="preserve">This is the checklist for populating FM Command Centre from a brand new Football Manager 26 save, whether that's you starting a fresh career or a friend setting the app up for the first time. It covers exactly what to capture from FM, in what order, and how to hand it over so the app gets filled in without touching a line of code.</w:t>
       </w:r>
     </w:p>
     <w:p>
@@ -81,7 +81,7 @@
           <w:sz w:val="21"/>
           <w:szCs w:val="21"/>
         </w:rPr>
-        <w:t xml:space="preserve">Football Manager 26 masks attribute values by default — screens show star ratings instead of the real numbers, which are slow and easy to misread at a glance (small half-star icons in particular). This setting can only be changed when the save is created, not afterwards, so it's worth doing first.</w:t>
+        <w:t xml:space="preserve">Football Manager 26 masks attribute values by default. Screens show star ratings instead of the real numbers, which are slow and easy to misread at a glance (small half-star icons in particular). This setting can only be changed when the save is created, not afterwards, so it's worth doing first.</w:t>
       </w:r>
     </w:p>
     <w:p>
@@ -132,7 +132,7 @@
           <w:sz w:val="21"/>
           <w:szCs w:val="21"/>
         </w:rPr>
-        <w:t xml:space="preserve">Every attribute screen and squad view will now show plain numbers (1–20) instead of stars — much faster and more accurate to transcribe, and this is what the Squad Attributes step in Section 4 depends on.</w:t>
+        <w:t xml:space="preserve">Every attribute screen and squad view will now show plain numbers (1–20) instead of stars: much faster and more accurate to transcribe, and this is what the Squad Attributes step in Section 4 depends on.</w:t>
       </w:r>
     </w:p>
     <w:p>
@@ -147,7 +147,7 @@
           <w:sz w:val="19"/>
           <w:szCs w:val="19"/>
         </w:rPr>
-        <w:t xml:space="preserve">If you're mid-save already and masking is still on, the capture steps below still work — they'll just take a bit more care reading star ratings, same as this app's own Metalul Buzău data did originally.</w:t>
+        <w:t xml:space="preserve">If you're mid-save already and masking is still on, the capture steps below still work. They'll just take a bit more care reading star ratings, same as this app's own Metalul Buzău data did originally.</w:t>
       </w:r>
     </w:p>
     <w:p>
@@ -175,7 +175,7 @@
           <w:sz w:val="21"/>
           <w:szCs w:val="21"/>
         </w:rPr>
-        <w:t xml:space="preserve">These are all single-screen captures — a screenshot of each is enough for Claude to read directly. Take them once, near the start of a session, so the season numbers are all from the same point in time.</w:t>
+        <w:t xml:space="preserve">These are all single-screen captures: a screenshot of each is enough for Claude to read directly. Take them once, near the start of a session, so the season numbers are all from the same point in time.</w:t>
       </w:r>
     </w:p>
     <w:tbl>
@@ -290,7 +290,7 @@
                 <w:sz w:val="19"/>
                 <w:szCs w:val="19"/>
               </w:rPr>
-              <w:t xml:space="preserve">Year founded — and, with "Show Unique IDs" on (Section 6), the Club ID shown right next to the club name. That ID goes in club.fmClubId (Section 8) and auto-loads the crest/kit images from a connected FM graphics folder.</w:t>
+              <w:t xml:space="preserve">Year founded, and, with "Show Unique IDs" on (Section 6), the Club ID shown right next to the club name. That ID goes in club.fmClubId (Section 8) and auto-loads the crest/kit images from a connected FM graphics folder.</w:t>
             </w:r>
           </w:p>
         </w:tc>
@@ -411,7 +411,7 @@
                 <w:sz w:val="19"/>
                 <w:szCs w:val="19"/>
               </w:rPr>
-              <w:t xml:space="preserve">Portal › Stages › Competition Overview (one level up from the League Table above — click the competition name/breadcrumb)</w:t>
+              <w:t xml:space="preserve">Portal › Stages › Competition Overview (one level up from the League Table above, click the competition name/breadcrumb)</w:t>
             </w:r>
           </w:p>
         </w:tc>
@@ -434,7 +434,7 @@
                 <w:sz w:val="19"/>
                 <w:szCs w:val="19"/>
               </w:rPr>
-              <w:t xml:space="preserve">Optional — only needed for the league logo. With "Show Unique IDs" on (Section 6), the League/Competition ID shown next to the competition name. Goes in club.fmCompetitionId (Section 8).</w:t>
+              <w:t xml:space="preserve">Optional: only needed for the league logo. With "Show Unique IDs" on (Section 6), the League/Competition ID shown next to the competition name. Goes in club.fmCompetitionId (Section 8).</w:t>
             </w:r>
           </w:p>
         </w:tc>
@@ -530,7 +530,7 @@
                 <w:sz w:val="19"/>
                 <w:szCs w:val="19"/>
               </w:rPr>
-              <w:t xml:space="preserve">Honours won during your tenure — league titles, cups, etc., with the years</w:t>
+              <w:t xml:space="preserve">Honours won during your tenure: league titles, cups, etc., with the years</w:t>
             </w:r>
           </w:p>
         </w:tc>
@@ -578,7 +578,7 @@
                 <w:sz w:val="19"/>
                 <w:szCs w:val="19"/>
               </w:rPr>
-              <w:t xml:space="preserve">Cups + League Wins (for "Trophies Won"), Win Percentage, and — under Player Stats — career Transfers Spent and Players Signed</w:t>
+              <w:t xml:space="preserve">Cups + League Wins (for "Trophies Won"), Win Percentage, and (under Player Stats) career Transfers Spent and Players Signed</w:t>
             </w:r>
           </w:p>
         </w:tc>
@@ -598,7 +598,7 @@
           <w:sz w:val="21"/>
           <w:szCs w:val="21"/>
         </w:rPr>
-        <w:t xml:space="preserve">Also note the in-game date you captured this on — it becomes the "Save data — [date]" label in the app's hotbar, and is a useful reminder of how stale the snapshot is next time you look at the app.</w:t>
+        <w:t xml:space="preserve">Also note the in-game date you captured this on. It becomes the "Save data — [date]" label in the app's hotbar, and is a useful reminder of how stale the snapshot is next time you look at the app.</w:t>
       </w:r>
     </w:p>
     <w:p>
@@ -610,7 +610,7 @@
           <w:sz w:val="21"/>
           <w:szCs w:val="21"/>
         </w:rPr>
-        <w:t xml:space="preserve">Also grab the FM save file's own name — whatever you (or a friend) named it when saving, visible on FM's Continue/load-game screen or in your saves folder. It drives the small subtitle under "FM Command Centre" in the app's hotbar (club.saveFileName in Section 8), kept separate from the club name shown everywhere else in the app. No screenshot needed for this one — you already know it, just type it straight into the JSON.</w:t>
+        <w:t xml:space="preserve">Also grab the FM save file's own name, whatever you (or a friend) named it when saving, visible on FM's Continue/load-game screen or in your saves folder. It drives the small subtitle under "FM Command Centre" in the app's hotbar (club.saveFileName in Section 8), kept separate from the club name shown everywhere else in the app. No screenshot needed for this one. You already know it, just type it straight into the JSON.</w:t>
       </w:r>
     </w:p>
     <w:p>
@@ -622,7 +622,7 @@
           <w:sz w:val="21"/>
           <w:szCs w:val="21"/>
         </w:rPr>
-        <w:t xml:space="preserve">Optionally, also screenshot the full League Table (Portal › Stages › League Table (Overall), scrolled to show every club, not just your own row) — this powers the League Table popup you get by clicking the season-stats pill on the Save Overview tile (leagueTable in Section 8). Skip this if you don't want the popup; the pill itself only ever needed your own row above.</w:t>
+        <w:t xml:space="preserve">Optionally, also screenshot the full League Table (Portal › Stages › League Table (Overall), scrolled to show every club, not just your own row). This powers the League Table popup you get by clicking the season-stats pill on the Save Overview tile (leagueTable in Section 8). Skip this if you don't want the popup; the pill itself only ever needed your own row above.</w:t>
       </w:r>
     </w:p>
     <w:p>
@@ -650,7 +650,7 @@
           <w:sz w:val="21"/>
           <w:szCs w:val="21"/>
         </w:rPr>
-        <w:t xml:space="preserve">A single Squad › First Team screenshot (or a couple if it needs scrolling) covering the columns below is enough. If General Info doesn't show all of these, duplicate that view and add the missing columns — Best Position/Role, Appearances, Goals, Assists and Wage in particular are often not shown by default.</w:t>
+        <w:t xml:space="preserve">A single Squad › First Team screenshot (or a couple if it needs scrolling) covering the columns below is enough. If General Info doesn't show all of these, duplicate that view and add the missing columns: Best Position/Role, Appearances, Goals, Assists and Wage in particular are often not shown by default.</w:t>
       </w:r>
     </w:p>
     <w:tbl>
@@ -813,7 +813,7 @@
                 <w:sz w:val="19"/>
                 <w:szCs w:val="19"/>
               </w:rPr>
-              <w:t xml:space="preserve">Star ratings are fine here — these two aren't affected by attribute masking</w:t>
+              <w:t xml:space="preserve">Star ratings are fine here: these two aren't affected by attribute masking</w:t>
             </w:r>
           </w:p>
         </w:tc>
@@ -1005,7 +1005,7 @@
                 <w:sz w:val="19"/>
                 <w:szCs w:val="19"/>
               </w:rPr>
-              <w:t xml:space="preserve">Note anyone injured, or out/in on loan — go by the player’s NAME COLOUR in the squad list (a highlighted/red name means they’re actually out or in on loan), not the Inf column tag next to their name — tags like “Loa” can just mean loan-listed while the player is still with the squad. Not a column, just a mental note per player.</w:t>
+              <w:t xml:space="preserve">Note anyone injured, or out/in on loan: go by the player’s NAME COLOUR in the squad list (a highlighted/red name means they’re actually out or in on loan), not the Inf column tag next to their name. Tags like “Loa” can just mean loan-listed while the player is still with the squad. Not a column, just a mental note per player.</w:t>
             </w:r>
           </w:p>
         </w:tc>
@@ -1024,7 +1024,7 @@
           <w:sz w:val="30"/>
           <w:szCs w:val="30"/>
         </w:rPr>
-        <w:t xml:space="preserve">4. Squad Attributes — the Fast Way</w:t>
+        <w:t xml:space="preserve">4. Squad Attributes: the Fast Way</w:t>
       </w:r>
     </w:p>
     <w:p>
@@ -1036,7 +1036,7 @@
           <w:sz w:val="21"/>
           <w:szCs w:val="21"/>
         </w:rPr>
-        <w:t xml:space="preserve">Don't open 25–30 individual player profiles. FM26's Squad screen has built-in column-view presets that show every player's full attribute set on one scrollable table — six screenshots (seven if you're capturing goalkeepers separately) covers the whole squad.</w:t>
+        <w:t xml:space="preserve">Don't open 25–30 individual player profiles. FM26's Squad screen has built-in column-view presets that show every player's full attribute set on one scrollable table: six screenshots (seven if you're capturing goalkeepers separately) covers the whole squad.</w:t>
       </w:r>
     </w:p>
     <w:p>
@@ -1070,7 +1070,7 @@
           <w:sz w:val="21"/>
           <w:szCs w:val="21"/>
         </w:rPr>
-        <w:t xml:space="preserve">Switch the column view preset to "Technical" — screenshot the full list (scroll and re-screenshot if the squad doesn't fit on one screen).</w:t>
+        <w:t xml:space="preserve">Switch the column view preset to "Technical", then screenshot the full list (scroll and re-screenshot if the squad doesn't fit on one screen).</w:t>
       </w:r>
     </w:p>
     <w:p>
@@ -1087,7 +1087,7 @@
           <w:sz w:val="21"/>
           <w:szCs w:val="21"/>
         </w:rPr>
-        <w:t xml:space="preserve">Switch to "Attacking" — screenshot it too. FM26's Technical preset runs out of columns before reaching Dribbling, so this is where that one comes from.</w:t>
+        <w:t xml:space="preserve">Switch to "Attacking", then screenshot it too. FM26's Technical preset runs out of columns before reaching Dribbling, so this is where that one comes from.</w:t>
       </w:r>
     </w:p>
     <w:p>
@@ -1104,7 +1104,7 @@
           <w:sz w:val="21"/>
           <w:szCs w:val="21"/>
         </w:rPr>
-        <w:t xml:space="preserve">Switch to "Defensive" — screenshot it too. FM26's Technical preset doesn't include Marking, so this is where that one column comes from.</w:t>
+        <w:t xml:space="preserve">Switch to "Defensive", then screenshot it too. FM26's Technical preset doesn't include Marking, so this is where that one column comes from.</w:t>
       </w:r>
     </w:p>
     <w:p>
@@ -1121,7 +1121,7 @@
           <w:sz w:val="21"/>
           <w:szCs w:val="21"/>
         </w:rPr>
-        <w:t xml:space="preserve">Switch to "Mental" — screenshot.</w:t>
+        <w:t xml:space="preserve">Switch to "Mental", then screenshot.</w:t>
       </w:r>
     </w:p>
     <w:p>
@@ -1138,7 +1138,7 @@
           <w:sz w:val="21"/>
           <w:szCs w:val="21"/>
         </w:rPr>
-        <w:t xml:space="preserve">Switch to "Physical" — screenshot.</w:t>
+        <w:t xml:space="preserve">Switch to "Physical", then screenshot.</w:t>
       </w:r>
     </w:p>
     <w:p>
@@ -1155,7 +1155,7 @@
           <w:sz w:val="21"/>
           <w:szCs w:val="21"/>
         </w:rPr>
-        <w:t xml:space="preserve">Switch to "Goalkeeping" — screenshot (only your goalkeepers need this one; outfield players don't have goalkeeping attributes).</w:t>
+        <w:t xml:space="preserve">Switch to "Goalkeeping", then screenshot (only your goalkeepers need this one; outfield players don't have goalkeeping attributes).</w:t>
       </w:r>
     </w:p>
     <w:p>
@@ -1170,7 +1170,7 @@
           <w:sz w:val="19"/>
           <w:szCs w:val="19"/>
         </w:rPr>
-        <w:t xml:space="preserve">With masking off (Section 1) these screenshots show real numbers, so Claude can transcribe them directly and accurately — no star-counting, no correction pass needed afterwards.</w:t>
+        <w:t xml:space="preserve">With masking off (Section 1) these screenshots show real numbers, so Claude can transcribe them directly and accurately: no star-counting, no correction pass needed afterwards.</w:t>
       </w:r>
     </w:p>
     <w:p>
@@ -1198,7 +1198,7 @@
           <w:sz w:val="21"/>
           <w:szCs w:val="21"/>
         </w:rPr>
-        <w:t xml:space="preserve">The app's Tactic Builder can construct a tactic for you from scratch using the imported squad, so this section is optional — skip it if you'd rather build tactics inside the app instead of re-capturing your exact in-game setup.</w:t>
+        <w:t xml:space="preserve">The app's Tactic Builder can construct a tactic for you from scratch using the imported squad, so this section is optional. Skip it if you'd rather build tactics inside the app instead of re-capturing your exact in-game setup.</w:t>
       </w:r>
     </w:p>
     <w:p>
@@ -1232,7 +1232,7 @@
           <w:sz w:val="21"/>
           <w:szCs w:val="21"/>
         </w:rPr>
-        <w:t xml:space="preserve">For each position, you only need its role name and roughly where it sits on the pitch — that's all the app actually reads. It doesn't need the player assigned there, FM's own role-suitability rating, or any per-player attributes for this step.</w:t>
+        <w:t xml:space="preserve">For each position, you only need its role name and roughly where it sits on the pitch. That's all the app actually reads. It doesn't need the player assigned there, FM's own role-suitability rating, or any per-player attributes for this step.</w:t>
       </w:r>
     </w:p>
     <w:p>
@@ -1249,7 +1249,7 @@
           <w:sz w:val="21"/>
           <w:szCs w:val="21"/>
         </w:rPr>
-        <w:t xml:space="preserve">Player assignment and fit are computed live from the full squad data captured in Section 4 instead — the app's own "Recommended Player" already re-checks every eligible squad member's real attributes against the role, which stays accurate as your squad changes and doesn't rely on FM's own (opaque) suitability stars.</w:t>
+        <w:t xml:space="preserve">Player assignment and fit are computed live from the full squad data captured in Section 4 instead. The app's own "Recommended Player" already re-checks every eligible squad member's real attributes against the role, which stays accurate as your squad changes and doesn't rely on FM's own (opaque) suitability stars.</w:t>
       </w:r>
     </w:p>
     <w:p>
@@ -1294,7 +1294,7 @@
           <w:sz w:val="21"/>
           <w:szCs w:val="21"/>
         </w:rPr>
-        <w:t xml:space="preserve">The crest itself doesn't need to go through the JSON import — Settings › Club &amp; Branding already has a click-to-upload option (click the crest on the dashboard), plus an FM graphics-folder auto-lookup for a club crest, a league/competition logo, and kit images (home/away/third), all already in the app.</w:t>
+        <w:t xml:space="preserve">The crest itself doesn't need to go through the JSON import: Settings › Club &amp; Branding already has a click-to-upload option (click the crest on the dashboard), plus an FM graphics-folder auto-lookup for a club crest, a league/competition logo, and kit images (home/away/third), all already in the app.</w:t>
       </w:r>
     </w:p>
     <w:p>
@@ -1306,7 +1306,7 @@
           <w:sz w:val="21"/>
           <w:szCs w:val="21"/>
         </w:rPr>
-        <w:t xml:space="preserve">Those lookups all work by numeric ID, though, and Football Manager doesn't show those IDs anywhere by default. The good news: once you turn the setting on, the IDs show up right in two screenshots you’re already capturing in Section 2 — so Claude can read them straight off those and drop them into the JSON as club.fmClubId / club.fmCompetitionId (Section 8), with nothing to note down or type in by hand.</w:t>
+        <w:t xml:space="preserve">Those lookups all work by numeric ID, though, and Football Manager doesn't show those IDs anywhere by default. The good news: once you turn the setting on, the IDs show up right in two screenshots you’re already capturing in Section 2, so Claude can read them straight off those and drop them into the JSON as club.fmClubId / club.fmCompetitionId (Section 8), with nothing to note down or type in by hand.</w:t>
       </w:r>
     </w:p>
     <w:p>
@@ -1340,7 +1340,7 @@
           <w:sz w:val="21"/>
           <w:szCs w:val="21"/>
         </w:rPr>
-        <w:t xml:space="preserve">With that on, the Club Site screenshot you already capture in Section 2 will show the Club ID right next to the club name — nothing extra to photograph. This same ID covers kit images too.</w:t>
+        <w:t xml:space="preserve">With that on, the Club Site screenshot you already capture in Section 2 will show the Club ID right next to the club name. Nothing extra to photograph. This same ID covers kit images too.</w:t>
       </w:r>
     </w:p>
     <w:p>
@@ -1357,7 +1357,7 @@
           <w:sz w:val="21"/>
           <w:szCs w:val="21"/>
         </w:rPr>
-        <w:t xml:space="preserve">For the league logo, also capture the Competition Overview screenshot noted in Section 2 (Portal › Stages › Competition Overview) — its Unique ID shows next to the competition name the same way.</w:t>
+        <w:t xml:space="preserve">For the league logo, also capture the Competition Overview screenshot noted in Section 2 (Portal › Stages › Competition Overview); its Unique ID shows next to the competition name the same way.</w:t>
       </w:r>
     </w:p>
     <w:p>
@@ -1369,7 +1369,7 @@
           <w:sz w:val="21"/>
           <w:szCs w:val="21"/>
         </w:rPr>
-        <w:t xml:space="preserve">Hand both screenshots to Claude along with the rest (Section 7) and ask it to include club.fmClubId / club.fmCompetitionId in the JSON (Section 8) — the app then auto-loads the crest, kit images, and league logo the moment an FM graphics folder is connected, with nothing to type into Settings by hand. If you'd rather skip Claude for this part, the Club &amp; League Graphics panel in Settings still accepts both IDs typed in directly.</w:t>
+        <w:t xml:space="preserve">Hand both screenshots to Claude along with the rest (Section 7) and ask it to include club.fmClubId / club.fmCompetitionId in the JSON (Section 8). The app then auto-loads the crest, kit images, and league logo the moment an FM graphics folder is connected, with nothing to type into Settings by hand. If you'd rather skip Claude for this part, the Club &amp; League Graphics panel in Settings still accepts both IDs typed in directly.</w:t>
       </w:r>
     </w:p>
     <w:p>
@@ -1381,7 +1381,7 @@
           <w:sz w:val="21"/>
           <w:szCs w:val="21"/>
         </w:rPr>
-        <w:t xml:space="preserve">The two club colours (used to theme the whole app) do need to go in the JSON, as hex codes. Take a screenshot of the club crest and ask Claude to pick out the primary and secondary colours as hex values — or use any colour-picker tool you already have.</w:t>
+        <w:t xml:space="preserve">The two club colours (used to theme the whole app) do need to go in the JSON, as hex codes. Take a screenshot of the club crest and ask Claude to pick out the primary and secondary colours as hex values, or use any colour-picker tool you already have.</w:t>
       </w:r>
     </w:p>
     <w:p>
@@ -1421,7 +1421,7 @@
           <w:sz w:val="21"/>
           <w:szCs w:val="21"/>
         </w:rPr>
-        <w:t xml:space="preserve">You don’t need to rename or carefully order the files first — FM’s own on-screen column headers and screen titles usually make it clear what each screenshot is, so Claude can match them up from their content alone. It still helps, for free, to attach them roughly in the order the sections above go (club/season shots, then the squad list, then Technical → Defensive → Mental → Physical → Goalkeeping), and to keep any multi-screenshot section’s images — like a squad list that needed scrolling — next to each other. If anything’s ambiguous, Claude will ask rather than guess.</w:t>
+        <w:t xml:space="preserve">You don’t need to rename or carefully order the files first. FM’s own on-screen column headers and screen titles usually make it clear what each screenshot is, so Claude can match them up from their content alone. It still helps, for free, to attach them roughly in the order the sections above go (club/season shots, then the squad list, then Technical → Defensive → Mental → Physical → Goalkeeping), and to keep any multi-screenshot section’s images (like a squad list that needed scrolling) next to each other. If anything’s ambiguous, Claude will ask rather than guess.</w:t>
       </w:r>
     </w:p>
     <w:p>
@@ -1491,7 +1491,7 @@
           <w:sz w:val="18"/>
           <w:szCs w:val="18"/>
         </w:rPr>
-        <w:t xml:space="preserve">'New Save Data Collection Guide' (Section 8), filled in entirely — I'll paste it</w:t>
+        <w:t xml:space="preserve">'New Save Data Collection Guide' (Section 8), filled in entirely; I'll paste it</w:t>
       </w:r>
     </w:p>
     <w:p>
@@ -1517,7 +1517,7 @@
           <w:sz w:val="21"/>
           <w:szCs w:val="21"/>
         </w:rPr>
-        <w:t xml:space="preserve">Attach this guide itself alongside the screenshots so Claude has the schema on hand — it saves a round trip. The save file's own name (see the note in Section 2) is the one field that can't come from a screenshot, so just swap it into the prompt above — everything else gets filled in from what you attach, with nothing left for you to edit by hand before pasting it into the wizard.</w:t>
+        <w:t xml:space="preserve">Attach this guide itself alongside the screenshots so Claude has the schema on hand: it saves a round trip. The save file's own name (see the note in Section 2) is the one field that can't come from a screenshot, so just swap it into the prompt above. Everything else gets filled in from what you attach, with nothing left for you to edit by hand before pasting it into the wizard.</w:t>
       </w:r>
     </w:p>
     <w:p>
@@ -1545,7 +1545,7 @@
           <w:sz w:val="21"/>
           <w:szCs w:val="21"/>
         </w:rPr>
-        <w:t xml:space="preserve">This is the exact shape the Setup Wizard (Settings → New Save Setup) expects. Every top-level key is optional except club.name and squad — the wizard has a "Load Example Template" button that fills its textbox with a working two-player example matching this shape.</w:t>
+        <w:t xml:space="preserve">This is the exact shape the Setup Wizard (Settings → New Save Setup) expects. Every top-level key is optional except club.name and squad; the wizard has a "Load Example Template" button that fills its textbox with a working two-player example matching this shape.</w:t>
       </w:r>
     </w:p>
     <w:p>
@@ -1783,7 +1783,7 @@
           <w:sz w:val="18"/>
           <w:szCs w:val="18"/>
         </w:rPr>
-        <w:t xml:space="preserve">    // Optional — from the Club Site / Competition Overview screenshots (Section 2)</w:t>
+        <w:t xml:space="preserve">    // Optional: from the Club Site / Competition Overview screenshots (Section 2)</w:t>
       </w:r>
     </w:p>
     <w:p>
@@ -1811,7 +1811,7 @@
           <w:sz w:val="18"/>
           <w:szCs w:val="18"/>
         </w:rPr>
-        <w:t xml:space="preserve">    // and league logo from a connected FM graphics folder — no typing into Settings.</w:t>
+        <w:t xml:space="preserve">    // and league logo from a connected FM graphics folder, no typing into Settings.</w:t>
       </w:r>
     </w:p>
     <w:p>
@@ -1895,7 +1895,7 @@
           <w:sz w:val="18"/>
           <w:szCs w:val="18"/>
         </w:rPr>
-        <w:t xml:space="preserve">  // Optional — every club in the league table, not just yours. Powers the</w:t>
+        <w:t xml:space="preserve">  // Optional: every club in the league table, not just yours. Powers the</w:t>
       </w:r>
     </w:p>
     <w:p>
@@ -2413,7 +2413,7 @@
           <w:sz w:val="18"/>
           <w:szCs w:val="18"/>
         </w:rPr>
-        <w:t xml:space="preserve">        // Goalkeeping (11) — omit this key entirely for outfield players.</w:t>
+        <w:t xml:space="preserve">        // Goalkeeping (11): omit this key entirely for outfield players.</w:t>
       </w:r>
     </w:p>
     <w:p>
@@ -2525,21 +2525,21 @@
           <w:sz w:val="18"/>
           <w:szCs w:val="18"/>
         </w:rPr>
-        <w:t xml:space="preserve">  "tacticIP": [        // optional — omit both to rely on Tactic Builder instead.</w:t>
-      </w:r>
-    </w:p>
-    <w:p>
-      <w:pPr>
-        <w:shd w:fill="F3F3F3" w:val="clear"/>
-        <w:spacing w:after="0" w:line="260"/>
-      </w:pPr>
-      <w:r>
-        <w:rPr>
-          <w:rFonts w:ascii="Consolas" w:cs="Consolas" w:eastAsia="Consolas" w:hAnsi="Consolas"/>
-          <w:sz w:val="18"/>
-          <w:szCs w:val="18"/>
-        </w:rPr>
-        <w:t xml:space="preserve">    // Only position/role/pitchPos are ever read — no player, attributes or</w:t>
+        <w:t xml:space="preserve">  "tacticIP": [        // optional: omit both to rely on Tactic Builder instead.</w:t>
+      </w:r>
+    </w:p>
+    <w:p>
+      <w:pPr>
+        <w:shd w:fill="F3F3F3" w:val="clear"/>
+        <w:spacing w:after="0" w:line="260"/>
+      </w:pPr>
+      <w:r>
+        <w:rPr>
+          <w:rFonts w:ascii="Consolas" w:cs="Consolas" w:eastAsia="Consolas" w:hAnsi="Consolas"/>
+          <w:sz w:val="18"/>
+          <w:szCs w:val="18"/>
+        </w:rPr>
+        <w:t xml:space="preserve">    // Only position/role/pitchPos are ever read: no player, attributes or</w:t>
       </w:r>
     </w:p>
     <w:p>
@@ -2567,7 +2567,7 @@
           <w:sz w:val="18"/>
           <w:szCs w:val="18"/>
         </w:rPr>
-        <w:t xml:space="preserve">    // attacking end — read straight off the Tactics Planner screenshot.</w:t>
+        <w:t xml:space="preserve">    // attacking end, read straight off the Tactics Planner screenshot.</w:t>
       </w:r>
     </w:p>
     <w:p>
@@ -2666,7 +2666,7 @@
           <w:sz w:val="19"/>
           <w:szCs w:val="19"/>
         </w:rPr>
-        <w:t xml:space="preserve">Attribute arrays must be exactly the stated length (14 / 14 / 8 / 11) and in the exact order listed — the Setup Wizard's Validate button checks this and will point out any mismatches before you import.</w:t>
+        <w:t xml:space="preserve">Attribute arrays must be exactly the stated length (14 / 14 / 8 / 11) and in the exact order listed; the Setup Wizard's Validate button checks this and will point out any mismatches before you import.</w:t>
       </w:r>
     </w:p>
     <w:p>
@@ -2733,7 +2733,7 @@
           <w:sz w:val="21"/>
           <w:szCs w:val="21"/>
         </w:rPr>
-        <w:t xml:space="preserve">Click "Validate" — it'll list any shape problems (missing fields, wrong-length attribute arrays) without changing anything yet.</w:t>
+        <w:t xml:space="preserve">Click "Validate" and it'll list any shape problems (missing fields, wrong-length attribute arrays) without changing anything yet.</w:t>
       </w:r>
     </w:p>
     <w:p>
@@ -2750,7 +2750,7 @@
           <w:sz w:val="21"/>
           <w:szCs w:val="21"/>
         </w:rPr>
-        <w:t xml:space="preserve">Once it looks good, click "Import &amp; Reload" — the app reloads with your new save's data in every tile: dashboard, squad, tactics.</w:t>
+        <w:t xml:space="preserve">Once it looks good, click "Import &amp; Reload" and the app reloads with your new save's data in every tile: dashboard, squad, tactics.</w:t>
       </w:r>
     </w:p>
     <w:p>
@@ -2779,7 +2779,7 @@
           <w:sz w:val="21"/>
           <w:szCs w:val="21"/>
         </w:rPr>
-        <w:t xml:space="preserve">That's the whole loop — capture, hand to Claude, paste, import. No source file editing required.</w:t>
+        <w:t xml:space="preserve">That's the whole loop: capture, hand to Claude, paste, import. No source file editing required.</w:t>
       </w:r>
     </w:p>
     <w:sectPr>

--- a/docs/FMCC Setup Guide.docx
+++ b/docs/FMCC Setup Guide.docx
@@ -41,7 +41,7 @@
           <w:sz w:val="21"/>
           <w:szCs w:val="21"/>
         </w:rPr>
-        <w:t xml:space="preserve">This is the checklist for populating FM Command Centre from a brand new Football Manager 26 save, whether that's you starting a fresh career or a friend setting the app up for the first time. It covers exactly what to capture from FM, in what order, and how to hand it over so the app gets filled in without touching a line of code.</w:t>
+        <w:t>This is the checklist for populating FM Command Centre from a brand new Football Manager 26 save, whether that's you starting a fresh career or setting this up for a friend. It's also what to come back to any time you want to refresh data mid-save — say, a new batch of squad screenshots a few months in.</w:t>
       </w:r>
     </w:p>
     <w:p>
@@ -53,7 +53,7 @@
           <w:sz w:val="21"/>
           <w:szCs w:val="21"/>
         </w:rPr>
-        <w:t xml:space="preserve">The app now has a Setup Wizard (Settings → New Save Setup) that imports one pasted JSON blob and populates everything at once. The fastest path is: capture the screenshots below → attach them to a new chat with Claude → ask Claude to fill in the JSON schema in Section 8 → paste the result into the wizard.</w:t>
+        <w:t>The app imports data through three separate boxes now, one per section, rather than one combined paste: Import Club Data (the landing page, or Settings → Import Club Data) for club/season/career info, Import Squad Data (Squad List page) for the player list and attributes, and Import Tactic Data (Tactical Analysis page) for an FM-captured tactic. Scouting and Performance Data each have their own separate imports too (Scouting page's "Add to Shortlist", Performance Data page's "Add Snapshot") — not covered here, see their own in-app "Load Example Template" buttons for those schemas. Splitting these up means updating just one section later doesn't mean re-pasting data you don't have handy any more.</w:t>
       </w:r>
     </w:p>
     <w:p>
@@ -1435,7 +1435,7 @@
           <w:sz w:val="18"/>
           <w:szCs w:val="18"/>
         </w:rPr>
-        <w:t xml:space="preserve">"I'm setting up FM Command Centre for a new save called "[Your Save File Name]". Attached are screenshots</w:t>
+        <w:t>"I'm setting up FM Command Centre for a new save called "[Your Save File Name]".</w:t>
       </w:r>
     </w:p>
     <w:p>
@@ -1449,7 +1449,7 @@
           <w:sz w:val="18"/>
           <w:szCs w:val="18"/>
         </w:rPr>
-        <w:t xml:space="preserve">covering club info, season stats, achievements, records, the full squad list,</w:t>
+        <w:t>Attached are screenshots covering club info, season stats, achievements, records,</w:t>
       </w:r>
     </w:p>
     <w:p>
@@ -1463,7 +1463,7 @@
           <w:sz w:val="18"/>
           <w:szCs w:val="18"/>
         </w:rPr>
-        <w:t xml:space="preserve">and squad attributes (Technical/Defensive/Mental/Physical/Goalkeeping views).</w:t>
+        <w:t>the full squad list, squad attributes (Technical/Defensive/Mental/Physical/</w:t>
       </w:r>
     </w:p>
     <w:p>
@@ -1477,7 +1477,7 @@
           <w:sz w:val="18"/>
           <w:szCs w:val="18"/>
         </w:rPr>
-        <w:t xml:space="preserve">Please read them and produce a single, complete JSON object matching the schema in the</w:t>
+        <w:t>Goalkeeping views), and (optionally) a captured tactic. Please read them and</w:t>
       </w:r>
     </w:p>
     <w:p>
@@ -1491,7 +1491,7 @@
           <w:sz w:val="18"/>
           <w:szCs w:val="18"/>
         </w:rPr>
-        <w:t xml:space="preserve">'New Save Data Collection Guide' (Section 8), filled in entirely; I'll paste it</w:t>
+        <w:t>produce three separate JSON objects — club data, squad data, and (if I sent tactic</w:t>
       </w:r>
     </w:p>
     <w:p>
@@ -1505,7 +1505,7 @@
           <w:sz w:val="18"/>
           <w:szCs w:val="18"/>
         </w:rPr>
-        <w:t xml:space="preserve">straight into the app's Setup Wizard with no editing."</w:t>
+        <w:t>screenshots) tactic data — matching the three schemas in the 'New Save Data</w:t>
       </w:r>
     </w:p>
     <w:p>
@@ -1517,7 +1517,7 @@
           <w:sz w:val="21"/>
           <w:szCs w:val="21"/>
         </w:rPr>
-        <w:t xml:space="preserve">Attach this guide itself alongside the screenshots so Claude has the schema on hand: it saves a round trip. The save file's own name (see the note in Section 2) is the one field that can't come from a screenshot, so just swap it into the prompt above. Everything else gets filled in from what you attach, with nothing left for you to edit by hand before pasting it into the wizard.</w:t>
+        <w:t>Collection Guide' (Section 8). I'll paste each one into its own import box in the app: club data on the landing page, squad data on the Squad List page, and tactic data on Tactical Analysis." Attach this guide itself alongside the screenshots so Claude has the schema on hand: it saves a round trip. The save file's own name (see the note in Section 2) is the one field that can't come from a screenshot, so just swap it into the prompt above. Everything else gets filled in from what you attach, with nothing left for you to edit by hand before pasting each object into its own import box.</w:t>
       </w:r>
     </w:p>
     <w:p>
@@ -1537,1136 +1537,813 @@
       </w:r>
     </w:p>
     <w:p>
-      <w:pPr>
-        <w:spacing w:after="140" w:line="300"/>
-      </w:pPr>
-      <w:r>
-        <w:rPr>
-          <w:sz w:val="21"/>
-          <w:szCs w:val="21"/>
-        </w:rPr>
-        <w:t xml:space="preserve">This is the exact shape the Setup Wizard (Settings → New Save Setup) expects. Every top-level key is optional except club.name and squad; the wizard has a "Load Example Template" button that fills its textbox with a working two-player example matching this shape.</w:t>
-      </w:r>
-    </w:p>
-    <w:p>
-      <w:pPr>
-        <w:shd w:fill="F3F3F3" w:val="clear"/>
-        <w:spacing w:after="0" w:line="260"/>
-      </w:pPr>
-      <w:r>
-        <w:rPr>
-          <w:rFonts w:ascii="Consolas" w:cs="Consolas" w:eastAsia="Consolas" w:hAnsi="Consolas"/>
-          <w:sz w:val="18"/>
-          <w:szCs w:val="18"/>
-        </w:rPr>
-        <w:t xml:space="preserve">{</w:t>
-      </w:r>
-    </w:p>
-    <w:p>
-      <w:pPr>
-        <w:shd w:fill="F3F3F3" w:val="clear"/>
-        <w:spacing w:after="0" w:line="260"/>
-      </w:pPr>
-      <w:r>
-        <w:rPr>
-          <w:rFonts w:ascii="Consolas" w:cs="Consolas" w:eastAsia="Consolas" w:hAnsi="Consolas"/>
-          <w:sz w:val="18"/>
-          <w:szCs w:val="18"/>
+      <w:r>
+        <w:rPr>
+          <w:b w:val="0"/>
+          <w:sz w:val="21"/>
+        </w:rPr>
+        <w:t>There are three schemas now, matching the three import boxes described in Section 7 — club data, squad data, and (optional) tactic data. Scouting and Performance Data have their own separate schemas too, not repeated here (see those pages' own "Load Example Template" buttons).</w:t>
+      </w:r>
+    </w:p>
+    <w:p>
+      <w:r>
+        <w:rPr>
+          <w:b/>
+          <w:sz w:val="21"/>
+        </w:rPr>
+        <w:t>Club Data — paste into the landing page, or Settings → Import Club Data:</w:t>
+      </w:r>
+    </w:p>
+    <w:p>
+      <w:r>
+        <w:rPr>
+          <w:rFonts w:ascii="Consolas" w:hAnsi="Consolas"/>
+          <w:sz w:val="18"/>
+        </w:rPr>
+        <w:t>{</w:t>
+      </w:r>
+    </w:p>
+    <w:p>
+      <w:r>
+        <w:rPr>
+          <w:rFonts w:ascii="Consolas" w:hAnsi="Consolas"/>
+          <w:sz w:val="18"/>
         </w:rPr>
         <w:t xml:space="preserve">  "club": {</w:t>
       </w:r>
     </w:p>
     <w:p>
-      <w:pPr>
-        <w:shd w:fill="F3F3F3" w:val="clear"/>
-        <w:spacing w:after="0" w:line="260"/>
-      </w:pPr>
-      <w:r>
-        <w:rPr>
-          <w:rFonts w:ascii="Consolas" w:cs="Consolas" w:eastAsia="Consolas" w:hAnsi="Consolas"/>
-          <w:sz w:val="18"/>
-          <w:szCs w:val="18"/>
+      <w:r>
+        <w:rPr>
+          <w:rFonts w:ascii="Consolas" w:hAnsi="Consolas"/>
+          <w:sz w:val="18"/>
         </w:rPr>
         <w:t xml:space="preserve">    "name": "Your Club Name",</w:t>
       </w:r>
     </w:p>
     <w:p>
-      <w:pPr>
-        <w:shd w:fill="F3F3F3" w:val="clear"/>
-        <w:spacing w:after="0" w:line="260"/>
-      </w:pPr>
-      <w:r>
-        <w:rPr>
-          <w:rFonts w:ascii="Consolas" w:cs="Consolas" w:eastAsia="Consolas" w:hAnsi="Consolas"/>
-          <w:sz w:val="18"/>
-          <w:szCs w:val="18"/>
+      <w:r>
+        <w:rPr>
+          <w:rFonts w:ascii="Consolas" w:hAnsi="Consolas"/>
+          <w:sz w:val="18"/>
         </w:rPr>
         <w:t xml:space="preserve">    "initials": "YC",</w:t>
       </w:r>
     </w:p>
     <w:p>
-      <w:pPr>
-        <w:shd w:fill="F3F3F3" w:val="clear"/>
-        <w:spacing w:after="0" w:line="260"/>
-      </w:pPr>
-      <w:r>
-        <w:rPr>
-          <w:rFonts w:ascii="Consolas" w:cs="Consolas" w:eastAsia="Consolas" w:hAnsi="Consolas"/>
-          <w:sz w:val="18"/>
-          <w:szCs w:val="18"/>
+      <w:r>
+        <w:rPr>
+          <w:rFonts w:ascii="Consolas" w:hAnsi="Consolas"/>
+          <w:sz w:val="18"/>
         </w:rPr>
         <w:t xml:space="preserve">    "colours": { "primary": "#14305A", "secondary": "#4C7CBE" },</w:t>
       </w:r>
     </w:p>
     <w:p>
-      <w:pPr>
-        <w:shd w:fill="F3F3F3" w:val="clear"/>
-        <w:spacing w:after="0" w:line="260"/>
-      </w:pPr>
-      <w:r>
-        <w:rPr>
-          <w:rFonts w:ascii="Consolas" w:cs="Consolas" w:eastAsia="Consolas" w:hAnsi="Consolas"/>
-          <w:sz w:val="18"/>
-          <w:szCs w:val="18"/>
+      <w:r>
+        <w:rPr>
+          <w:rFonts w:ascii="Consolas" w:hAnsi="Consolas"/>
+          <w:sz w:val="18"/>
         </w:rPr>
         <w:t xml:space="preserve">    "manager": "Your Name",</w:t>
       </w:r>
     </w:p>
     <w:p>
-      <w:pPr>
-        <w:shd w:fill="F3F3F3" w:val="clear"/>
-        <w:spacing w:after="0" w:line="260"/>
-      </w:pPr>
-      <w:r>
-        <w:rPr>
-          <w:rFonts w:ascii="Consolas" w:cs="Consolas" w:eastAsia="Consolas" w:hAnsi="Consolas"/>
-          <w:sz w:val="18"/>
-          <w:szCs w:val="18"/>
+      <w:r>
+        <w:rPr>
+          <w:rFonts w:ascii="Consolas" w:hAnsi="Consolas"/>
+          <w:sz w:val="18"/>
         </w:rPr>
         <w:t xml:space="preserve">    "division": "League Name (COUNTRY)",</w:t>
       </w:r>
     </w:p>
     <w:p>
-      <w:pPr>
-        <w:shd w:fill="F3F3F3" w:val="clear"/>
-        <w:spacing w:after="0" w:line="260"/>
-      </w:pPr>
-      <w:r>
-        <w:rPr>
-          <w:rFonts w:ascii="Consolas" w:cs="Consolas" w:eastAsia="Consolas" w:hAnsi="Consolas"/>
-          <w:sz w:val="18"/>
-          <w:szCs w:val="18"/>
+      <w:r>
+        <w:rPr>
+          <w:rFonts w:ascii="Consolas" w:hAnsi="Consolas"/>
+          <w:sz w:val="18"/>
         </w:rPr>
         <w:t xml:space="preserve">    "seasonYear": "2026/27",</w:t>
       </w:r>
     </w:p>
     <w:p>
-      <w:pPr>
-        <w:shd w:fill="F3F3F3" w:val="clear"/>
-        <w:spacing w:after="0" w:line="260"/>
-      </w:pPr>
-      <w:r>
-        <w:rPr>
-          <w:rFonts w:ascii="Consolas" w:cs="Consolas" w:eastAsia="Consolas" w:hAnsi="Consolas"/>
-          <w:sz w:val="18"/>
-          <w:szCs w:val="18"/>
+      <w:r>
+        <w:rPr>
+          <w:rFonts w:ascii="Consolas" w:hAnsi="Consolas"/>
+          <w:sz w:val="18"/>
         </w:rPr>
         <w:t xml:space="preserve">    "position": "1st",</w:t>
       </w:r>
     </w:p>
     <w:p>
-      <w:pPr>
-        <w:shd w:fill="F3F3F3" w:val="clear"/>
-        <w:spacing w:after="0" w:line="260"/>
-      </w:pPr>
-      <w:r>
-        <w:rPr>
-          <w:rFonts w:ascii="Consolas" w:cs="Consolas" w:eastAsia="Consolas" w:hAnsi="Consolas"/>
-          <w:sz w:val="18"/>
-          <w:szCs w:val="18"/>
+      <w:r>
+        <w:rPr>
+          <w:rFonts w:ascii="Consolas" w:hAnsi="Consolas"/>
+          <w:sz w:val="18"/>
         </w:rPr>
         <w:t xml:space="preserve">    "leagueStatus": null,        // null | "champion" | "relegated"</w:t>
       </w:r>
     </w:p>
     <w:p>
-      <w:pPr>
-        <w:shd w:fill="F3F3F3" w:val="clear"/>
-        <w:spacing w:after="0" w:line="260"/>
-      </w:pPr>
-      <w:r>
-        <w:rPr>
-          <w:rFonts w:ascii="Consolas" w:cs="Consolas" w:eastAsia="Consolas" w:hAnsi="Consolas"/>
-          <w:sz w:val="18"/>
-          <w:szCs w:val="18"/>
-        </w:rPr>
-        <w:t xml:space="preserve">    "founded": "1900",</w:t>
-      </w:r>
-    </w:p>
-    <w:p>
-      <w:pPr>
-        <w:shd w:fill="F3F3F3" w:val="clear"/>
-        <w:spacing w:after="0" w:line="260"/>
-      </w:pPr>
-      <w:r>
-        <w:rPr>
-          <w:rFonts w:ascii="Consolas" w:cs="Consolas" w:eastAsia="Consolas" w:hAnsi="Consolas"/>
-          <w:sz w:val="18"/>
-          <w:szCs w:val="18"/>
+      <w:r>
+        <w:rPr>
+          <w:rFonts w:ascii="Consolas" w:hAnsi="Consolas"/>
+          <w:sz w:val="18"/>
         </w:rPr>
         <w:t xml:space="preserve">    "stadiumName": "Stadium Name",</w:t>
       </w:r>
     </w:p>
     <w:p>
-      <w:pPr>
-        <w:shd w:fill="F3F3F3" w:val="clear"/>
-        <w:spacing w:after="0" w:line="260"/>
-      </w:pPr>
-      <w:r>
-        <w:rPr>
-          <w:rFonts w:ascii="Consolas" w:cs="Consolas" w:eastAsia="Consolas" w:hAnsi="Consolas"/>
-          <w:sz w:val="18"/>
-          <w:szCs w:val="18"/>
+      <w:r>
+        <w:rPr>
+          <w:rFonts w:ascii="Consolas" w:hAnsi="Consolas"/>
+          <w:sz w:val="18"/>
         </w:rPr>
         <w:t xml:space="preserve">    "stadiumCapacity": "10,000",</w:t>
       </w:r>
     </w:p>
     <w:p>
-      <w:pPr>
-        <w:shd w:fill="F3F3F3" w:val="clear"/>
-        <w:spacing w:after="0" w:line="260"/>
-      </w:pPr>
-      <w:r>
-        <w:rPr>
-          <w:rFonts w:ascii="Consolas" w:cs="Consolas" w:eastAsia="Consolas" w:hAnsi="Consolas"/>
-          <w:sz w:val="18"/>
-          <w:szCs w:val="18"/>
+      <w:r>
+        <w:rPr>
+          <w:rFonts w:ascii="Consolas" w:hAnsi="Consolas"/>
+          <w:sz w:val="18"/>
         </w:rPr>
         <w:t xml:space="preserve">    "stadiumBuiltNote": "Built 2000",</w:t>
       </w:r>
     </w:p>
     <w:p>
-      <w:pPr>
-        <w:shd w:fill="F3F3F3" w:val="clear"/>
-        <w:spacing w:after="0" w:line="260"/>
-      </w:pPr>
-      <w:r>
-        <w:rPr>
-          <w:rFonts w:ascii="Consolas" w:cs="Consolas" w:eastAsia="Consolas" w:hAnsi="Consolas"/>
-          <w:sz w:val="18"/>
-          <w:szCs w:val="18"/>
+      <w:r>
+        <w:rPr>
+          <w:rFonts w:ascii="Consolas" w:hAnsi="Consolas"/>
+          <w:sz w:val="18"/>
         </w:rPr>
         <w:t xml:space="preserve">    "saveDataLabel": "Save data — 1 Jul 2026",</w:t>
       </w:r>
     </w:p>
     <w:p>
-      <w:pPr>
-        <w:shd w:fill="F3F3F3" w:val="clear"/>
-        <w:spacing w:after="0" w:line="260"/>
-      </w:pPr>
-      <w:r>
-        <w:rPr>
-          <w:rFonts w:ascii="Consolas" w:cs="Consolas" w:eastAsia="Consolas" w:hAnsi="Consolas"/>
-          <w:sz w:val="18"/>
-          <w:szCs w:val="18"/>
+      <w:r>
+        <w:rPr>
+          <w:rFonts w:ascii="Consolas" w:hAnsi="Consolas"/>
+          <w:sz w:val="18"/>
         </w:rPr>
         <w:t xml:space="preserve">    "saveFileName": "Your FM Save File Name", // shown under "FM Command Centre" in the hotbar</w:t>
       </w:r>
     </w:p>
     <w:p>
-      <w:pPr>
-        <w:shd w:fill="F3F3F3" w:val="clear"/>
-        <w:spacing w:after="0" w:line="260"/>
-      </w:pPr>
-      <w:r>
-        <w:rPr>
-          <w:rFonts w:ascii="Consolas" w:cs="Consolas" w:eastAsia="Consolas" w:hAnsi="Consolas"/>
-          <w:sz w:val="18"/>
-          <w:szCs w:val="18"/>
+      <w:r>
+        <w:rPr>
+          <w:rFonts w:ascii="Consolas" w:hAnsi="Consolas"/>
+          <w:sz w:val="18"/>
         </w:rPr>
         <w:t xml:space="preserve">    // Optional: from the Club Site / Competition Overview screenshots (Section 2)</w:t>
       </w:r>
     </w:p>
     <w:p>
-      <w:pPr>
-        <w:shd w:fill="F3F3F3" w:val="clear"/>
-        <w:spacing w:after="0" w:line="260"/>
-      </w:pPr>
-      <w:r>
-        <w:rPr>
-          <w:rFonts w:ascii="Consolas" w:cs="Consolas" w:eastAsia="Consolas" w:hAnsi="Consolas"/>
-          <w:sz w:val="18"/>
-          <w:szCs w:val="18"/>
+      <w:r>
+        <w:rPr>
+          <w:rFonts w:ascii="Consolas" w:hAnsi="Consolas"/>
+          <w:sz w:val="18"/>
         </w:rPr>
         <w:t xml:space="preserve">    // with "Show Unique IDs" on (Section 6). Auto-loads the crest, kit images,</w:t>
       </w:r>
     </w:p>
     <w:p>
-      <w:pPr>
-        <w:shd w:fill="F3F3F3" w:val="clear"/>
-        <w:spacing w:after="0" w:line="260"/>
-      </w:pPr>
-      <w:r>
-        <w:rPr>
-          <w:rFonts w:ascii="Consolas" w:cs="Consolas" w:eastAsia="Consolas" w:hAnsi="Consolas"/>
-          <w:sz w:val="18"/>
-          <w:szCs w:val="18"/>
+      <w:r>
+        <w:rPr>
+          <w:rFonts w:ascii="Consolas" w:hAnsi="Consolas"/>
+          <w:sz w:val="18"/>
         </w:rPr>
         <w:t xml:space="preserve">    // and league logo from a connected FM graphics folder, no typing into Settings.</w:t>
       </w:r>
     </w:p>
     <w:p>
-      <w:pPr>
-        <w:shd w:fill="F3F3F3" w:val="clear"/>
-        <w:spacing w:after="0" w:line="260"/>
-      </w:pPr>
-      <w:r>
-        <w:rPr>
-          <w:rFonts w:ascii="Consolas" w:cs="Consolas" w:eastAsia="Consolas" w:hAnsi="Consolas"/>
-          <w:sz w:val="18"/>
-          <w:szCs w:val="18"/>
+      <w:r>
+        <w:rPr>
+          <w:rFonts w:ascii="Consolas" w:hAnsi="Consolas"/>
+          <w:sz w:val="18"/>
         </w:rPr>
         <w:t xml:space="preserve">    "fmClubId": "57050239",</w:t>
       </w:r>
     </w:p>
     <w:p>
-      <w:pPr>
-        <w:shd w:fill="F3F3F3" w:val="clear"/>
-        <w:spacing w:after="0" w:line="260"/>
-      </w:pPr>
-      <w:r>
-        <w:rPr>
-          <w:rFonts w:ascii="Consolas" w:cs="Consolas" w:eastAsia="Consolas" w:hAnsi="Consolas"/>
-          <w:sz w:val="18"/>
-          <w:szCs w:val="18"/>
+      <w:r>
+        <w:rPr>
+          <w:rFonts w:ascii="Consolas" w:hAnsi="Consolas"/>
+          <w:sz w:val="18"/>
         </w:rPr>
         <w:t xml:space="preserve">    "fmCompetitionId": "7540024"</w:t>
       </w:r>
     </w:p>
     <w:p>
-      <w:pPr>
-        <w:shd w:fill="F3F3F3" w:val="clear"/>
-        <w:spacing w:after="0" w:line="260"/>
-      </w:pPr>
-      <w:r>
-        <w:rPr>
-          <w:rFonts w:ascii="Consolas" w:cs="Consolas" w:eastAsia="Consolas" w:hAnsi="Consolas"/>
-          <w:sz w:val="18"/>
-          <w:szCs w:val="18"/>
+      <w:r>
+        <w:rPr>
+          <w:rFonts w:ascii="Consolas" w:hAnsi="Consolas"/>
+          <w:sz w:val="18"/>
         </w:rPr>
         <w:t xml:space="preserve">  },</w:t>
       </w:r>
     </w:p>
     <w:p>
-      <w:pPr>
-        <w:shd w:fill="F3F3F3" w:val="clear"/>
-        <w:spacing w:after="0" w:line="260"/>
-      </w:pPr>
-      <w:r>
-        <w:rPr>
-          <w:rFonts w:ascii="Consolas" w:cs="Consolas" w:eastAsia="Consolas" w:hAnsi="Consolas"/>
-          <w:sz w:val="18"/>
-          <w:szCs w:val="18"/>
+      <w:r>
+        <w:rPr>
+          <w:rFonts w:ascii="Consolas" w:hAnsi="Consolas"/>
+          <w:sz w:val="18"/>
         </w:rPr>
         <w:t xml:space="preserve">  "seasonStats": { "p": "10", "w": "7", "d": "2", "l": "1",</w:t>
       </w:r>
     </w:p>
     <w:p>
-      <w:pPr>
-        <w:shd w:fill="F3F3F3" w:val="clear"/>
-        <w:spacing w:after="0" w:line="260"/>
-      </w:pPr>
-      <w:r>
-        <w:rPr>
-          <w:rFonts w:ascii="Consolas" w:cs="Consolas" w:eastAsia="Consolas" w:hAnsi="Consolas"/>
-          <w:sz w:val="18"/>
-          <w:szCs w:val="18"/>
+      <w:r>
+        <w:rPr>
+          <w:rFonts w:ascii="Consolas" w:hAnsi="Consolas"/>
+          <w:sz w:val="18"/>
         </w:rPr>
         <w:t xml:space="preserve">                   "f": "20", "a": "10", "pts": "23", "gd": "+10" },</w:t>
       </w:r>
     </w:p>
     <w:p>
-      <w:pPr>
-        <w:shd w:fill="F3F3F3" w:val="clear"/>
-        <w:spacing w:after="0" w:line="260"/>
-      </w:pPr>
-      <w:r>
-        <w:rPr>
-          <w:rFonts w:ascii="Consolas" w:cs="Consolas" w:eastAsia="Consolas" w:hAnsi="Consolas"/>
-          <w:sz w:val="18"/>
-          <w:szCs w:val="18"/>
+      <w:r>
+        <w:rPr>
+          <w:rFonts w:ascii="Consolas" w:hAnsi="Consolas"/>
+          <w:sz w:val="18"/>
         </w:rPr>
         <w:t xml:space="preserve">  // Optional: every club in the league table, not just yours. Powers the</w:t>
       </w:r>
     </w:p>
     <w:p>
-      <w:pPr>
-        <w:shd w:fill="F3F3F3" w:val="clear"/>
-        <w:spacing w:after="0" w:line="260"/>
-      </w:pPr>
-      <w:r>
-        <w:rPr>
-          <w:rFonts w:ascii="Consolas" w:cs="Consolas" w:eastAsia="Consolas" w:hAnsi="Consolas"/>
-          <w:sz w:val="18"/>
-          <w:szCs w:val="18"/>
+      <w:r>
+        <w:rPr>
+          <w:rFonts w:ascii="Consolas" w:hAnsi="Consolas"/>
+          <w:sz w:val="18"/>
         </w:rPr>
         <w:t xml:space="preserve">  // League Table popup (click the season-stats pill on Save Overview).</w:t>
       </w:r>
     </w:p>
     <w:p>
-      <w:pPr>
-        <w:shd w:fill="F3F3F3" w:val="clear"/>
-        <w:spacing w:after="0" w:line="260"/>
-      </w:pPr>
-      <w:r>
-        <w:rPr>
-          <w:rFonts w:ascii="Consolas" w:cs="Consolas" w:eastAsia="Consolas" w:hAnsi="Consolas"/>
-          <w:sz w:val="18"/>
-          <w:szCs w:val="18"/>
+      <w:r>
+        <w:rPr>
+          <w:rFonts w:ascii="Consolas" w:hAnsi="Consolas"/>
+          <w:sz w:val="18"/>
         </w:rPr>
         <w:t xml:space="preserve">  "leagueTable": [</w:t>
       </w:r>
     </w:p>
     <w:p>
-      <w:pPr>
-        <w:shd w:fill="F3F3F3" w:val="clear"/>
-        <w:spacing w:after="0" w:line="260"/>
-      </w:pPr>
-      <w:r>
-        <w:rPr>
-          <w:rFonts w:ascii="Consolas" w:cs="Consolas" w:eastAsia="Consolas" w:hAnsi="Consolas"/>
-          <w:sz w:val="18"/>
-          <w:szCs w:val="18"/>
+      <w:r>
+        <w:rPr>
+          <w:rFonts w:ascii="Consolas" w:hAnsi="Consolas"/>
+          <w:sz w:val="18"/>
         </w:rPr>
         <w:t xml:space="preserve">    { "pos": 1, "club": "Your Club Name", "p": 10, "w": 7, "d": 2, "l": 1,</w:t>
       </w:r>
     </w:p>
     <w:p>
-      <w:pPr>
-        <w:shd w:fill="F3F3F3" w:val="clear"/>
-        <w:spacing w:after="0" w:line="260"/>
-      </w:pPr>
-      <w:r>
-        <w:rPr>
-          <w:rFonts w:ascii="Consolas" w:cs="Consolas" w:eastAsia="Consolas" w:hAnsi="Consolas"/>
-          <w:sz w:val="18"/>
-          <w:szCs w:val="18"/>
+      <w:r>
+        <w:rPr>
+          <w:rFonts w:ascii="Consolas" w:hAnsi="Consolas"/>
+          <w:sz w:val="18"/>
         </w:rPr>
         <w:t xml:space="preserve">      "f": 20, "a": 10, "gd": 10, "pts": 23, "isUs": true },</w:t>
       </w:r>
     </w:p>
     <w:p>
-      <w:pPr>
-        <w:shd w:fill="F3F3F3" w:val="clear"/>
-        <w:spacing w:after="0" w:line="260"/>
-      </w:pPr>
-      <w:r>
-        <w:rPr>
-          <w:rFonts w:ascii="Consolas" w:cs="Consolas" w:eastAsia="Consolas" w:hAnsi="Consolas"/>
-          <w:sz w:val="18"/>
-          <w:szCs w:val="18"/>
+      <w:r>
+        <w:rPr>
+          <w:rFonts w:ascii="Consolas" w:hAnsi="Consolas"/>
+          <w:sz w:val="18"/>
         </w:rPr>
         <w:t xml:space="preserve">    { "pos": 2, "club": "Rival Club", "p": 10, "w": 6, "d": 2, "l": 2,</w:t>
       </w:r>
     </w:p>
     <w:p>
-      <w:pPr>
-        <w:shd w:fill="F3F3F3" w:val="clear"/>
-        <w:spacing w:after="0" w:line="260"/>
-      </w:pPr>
-      <w:r>
-        <w:rPr>
-          <w:rFonts w:ascii="Consolas" w:cs="Consolas" w:eastAsia="Consolas" w:hAnsi="Consolas"/>
-          <w:sz w:val="18"/>
-          <w:szCs w:val="18"/>
+      <w:r>
+        <w:rPr>
+          <w:rFonts w:ascii="Consolas" w:hAnsi="Consolas"/>
+          <w:sz w:val="18"/>
         </w:rPr>
         <w:t xml:space="preserve">      "f": 18, "a": 12, "gd": 6, "pts": 20 }</w:t>
       </w:r>
     </w:p>
     <w:p>
-      <w:pPr>
-        <w:shd w:fill="F3F3F3" w:val="clear"/>
-        <w:spacing w:after="0" w:line="260"/>
-      </w:pPr>
-      <w:r>
-        <w:rPr>
-          <w:rFonts w:ascii="Consolas" w:cs="Consolas" w:eastAsia="Consolas" w:hAnsi="Consolas"/>
-          <w:sz w:val="18"/>
-          <w:szCs w:val="18"/>
+      <w:r>
+        <w:rPr>
+          <w:rFonts w:ascii="Consolas" w:hAnsi="Consolas"/>
+          <w:sz w:val="18"/>
         </w:rPr>
         <w:t xml:space="preserve">    // ...one entry per club in the league</w:t>
       </w:r>
     </w:p>
     <w:p>
-      <w:pPr>
-        <w:shd w:fill="F3F3F3" w:val="clear"/>
-        <w:spacing w:after="0" w:line="260"/>
-      </w:pPr>
-      <w:r>
-        <w:rPr>
-          <w:rFonts w:ascii="Consolas" w:cs="Consolas" w:eastAsia="Consolas" w:hAnsi="Consolas"/>
-          <w:sz w:val="18"/>
-          <w:szCs w:val="18"/>
+      <w:r>
+        <w:rPr>
+          <w:rFonts w:ascii="Consolas" w:hAnsi="Consolas"/>
+          <w:sz w:val="18"/>
         </w:rPr>
         <w:t xml:space="preserve">  ],</w:t>
       </w:r>
     </w:p>
     <w:p>
-      <w:pPr>
-        <w:shd w:fill="F3F3F3" w:val="clear"/>
-        <w:spacing w:after="0" w:line="260"/>
-      </w:pPr>
-      <w:r>
-        <w:rPr>
-          <w:rFonts w:ascii="Consolas" w:cs="Consolas" w:eastAsia="Consolas" w:hAnsi="Consolas"/>
-          <w:sz w:val="18"/>
-          <w:szCs w:val="18"/>
+      <w:r>
+        <w:rPr>
+          <w:rFonts w:ascii="Consolas" w:hAnsi="Consolas"/>
+          <w:sz w:val="18"/>
         </w:rPr>
         <w:t xml:space="preserve">  "achievements": [ { "label": "League Name", "season": "1x · 2026" } ],</w:t>
       </w:r>
     </w:p>
     <w:p>
-      <w:pPr>
-        <w:shd w:fill="F3F3F3" w:val="clear"/>
-        <w:spacing w:after="0" w:line="260"/>
-      </w:pPr>
-      <w:r>
-        <w:rPr>
-          <w:rFonts w:ascii="Consolas" w:cs="Consolas" w:eastAsia="Consolas" w:hAnsi="Consolas"/>
-          <w:sz w:val="18"/>
-          <w:szCs w:val="18"/>
+      <w:r>
+        <w:rPr>
+          <w:rFonts w:ascii="Consolas" w:hAnsi="Consolas"/>
+          <w:sz w:val="18"/>
         </w:rPr>
         <w:t xml:space="preserve">  "records": [ { "icon": "&amp;#9917;", "label": "Top Goalscorer (League)",</w:t>
       </w:r>
     </w:p>
     <w:p>
-      <w:pPr>
-        <w:shd w:fill="F3F3F3" w:val="clear"/>
-        <w:spacing w:after="0" w:line="260"/>
-      </w:pPr>
-      <w:r>
-        <w:rPr>
-          <w:rFonts w:ascii="Consolas" w:cs="Consolas" w:eastAsia="Consolas" w:hAnsi="Consolas"/>
-          <w:sz w:val="18"/>
-          <w:szCs w:val="18"/>
+      <w:r>
+        <w:rPr>
+          <w:rFonts w:ascii="Consolas" w:hAnsi="Consolas"/>
+          <w:sz w:val="18"/>
         </w:rPr>
         <w:t xml:space="preserve">                 "value": "Player Name · 20" } ],</w:t>
       </w:r>
     </w:p>
     <w:p>
-      <w:pPr>
-        <w:shd w:fill="F3F3F3" w:val="clear"/>
-        <w:spacing w:after="0" w:line="260"/>
-      </w:pPr>
-      <w:r>
-        <w:rPr>
-          <w:rFonts w:ascii="Consolas" w:cs="Consolas" w:eastAsia="Consolas" w:hAnsi="Consolas"/>
-          <w:sz w:val="18"/>
-          <w:szCs w:val="18"/>
+      <w:r>
+        <w:rPr>
+          <w:rFonts w:ascii="Consolas" w:hAnsi="Consolas"/>
+          <w:sz w:val="18"/>
         </w:rPr>
         <w:t xml:space="preserve">  "careerStats": {</w:t>
       </w:r>
     </w:p>
     <w:p>
-      <w:pPr>
-        <w:shd w:fill="F3F3F3" w:val="clear"/>
-        <w:spacing w:after="0" w:line="260"/>
-      </w:pPr>
-      <w:r>
-        <w:rPr>
-          <w:rFonts w:ascii="Consolas" w:cs="Consolas" w:eastAsia="Consolas" w:hAnsi="Consolas"/>
-          <w:sz w:val="18"/>
-          <w:szCs w:val="18"/>
+      <w:r>
+        <w:rPr>
+          <w:rFonts w:ascii="Consolas" w:hAnsi="Consolas"/>
+          <w:sz w:val="18"/>
         </w:rPr>
         <w:t xml:space="preserve">    "yearsManaged": "1 yr 0 mo", "trophiesWon": "1",</w:t>
       </w:r>
     </w:p>
     <w:p>
-      <w:pPr>
-        <w:shd w:fill="F3F3F3" w:val="clear"/>
-        <w:spacing w:after="0" w:line="260"/>
-      </w:pPr>
-      <w:r>
-        <w:rPr>
-          <w:rFonts w:ascii="Consolas" w:cs="Consolas" w:eastAsia="Consolas" w:hAnsi="Consolas"/>
-          <w:sz w:val="18"/>
-          <w:szCs w:val="18"/>
+      <w:r>
+        <w:rPr>
+          <w:rFonts w:ascii="Consolas" w:hAnsi="Consolas"/>
+          <w:sz w:val="18"/>
         </w:rPr>
         <w:t xml:space="preserve">    "transferSpentLabel": "Transfers Spent (Career)", "transferSpent": "£1M",</w:t>
       </w:r>
     </w:p>
     <w:p>
-      <w:pPr>
-        <w:shd w:fill="F3F3F3" w:val="clear"/>
-        <w:spacing w:after="0" w:line="260"/>
-      </w:pPr>
-      <w:r>
-        <w:rPr>
-          <w:rFonts w:ascii="Consolas" w:cs="Consolas" w:eastAsia="Consolas" w:hAnsi="Consolas"/>
-          <w:sz w:val="18"/>
-          <w:szCs w:val="18"/>
+      <w:r>
+        <w:rPr>
+          <w:rFonts w:ascii="Consolas" w:hAnsi="Consolas"/>
+          <w:sz w:val="18"/>
         </w:rPr>
         <w:t xml:space="preserve">    "playersSignedLabel": "Players Signed (Career)", "playersSigned": "5",</w:t>
       </w:r>
     </w:p>
     <w:p>
-      <w:pPr>
-        <w:shd w:fill="F3F3F3" w:val="clear"/>
-        <w:spacing w:after="0" w:line="260"/>
-      </w:pPr>
-      <w:r>
-        <w:rPr>
-          <w:rFonts w:ascii="Consolas" w:cs="Consolas" w:eastAsia="Consolas" w:hAnsi="Consolas"/>
-          <w:sz w:val="18"/>
-          <w:szCs w:val="18"/>
+      <w:r>
+        <w:rPr>
+          <w:rFonts w:ascii="Consolas" w:hAnsi="Consolas"/>
+          <w:sz w:val="18"/>
         </w:rPr>
         <w:t xml:space="preserve">    "winPct": "60%"</w:t>
       </w:r>
     </w:p>
     <w:p>
-      <w:pPr>
-        <w:shd w:fill="F3F3F3" w:val="clear"/>
-        <w:spacing w:after="0" w:line="260"/>
-      </w:pPr>
-      <w:r>
-        <w:rPr>
-          <w:rFonts w:ascii="Consolas" w:cs="Consolas" w:eastAsia="Consolas" w:hAnsi="Consolas"/>
-          <w:sz w:val="18"/>
-          <w:szCs w:val="18"/>
-        </w:rPr>
-        <w:t xml:space="preserve">  },</w:t>
-      </w:r>
-    </w:p>
-    <w:p>
-      <w:pPr>
-        <w:shd w:fill="F3F3F3" w:val="clear"/>
-        <w:spacing w:after="0" w:line="260"/>
-      </w:pPr>
-      <w:r>
-        <w:rPr>
-          <w:rFonts w:ascii="Consolas" w:cs="Consolas" w:eastAsia="Consolas" w:hAnsi="Consolas"/>
-          <w:sz w:val="18"/>
-          <w:szCs w:val="18"/>
+      <w:r>
+        <w:rPr>
+          <w:rFonts w:ascii="Consolas" w:hAnsi="Consolas"/>
+          <w:sz w:val="18"/>
+        </w:rPr>
+        <w:t xml:space="preserve">  }</w:t>
+      </w:r>
+    </w:p>
+    <w:p>
+      <w:r>
+        <w:rPr>
+          <w:rFonts w:ascii="Consolas" w:hAnsi="Consolas"/>
+          <w:sz w:val="18"/>
+        </w:rPr>
+        <w:t>}</w:t>
+      </w:r>
+    </w:p>
+    <w:p>
+      <w:r>
+        <w:rPr>
+          <w:b w:val="0"/>
+          <w:sz w:val="21"/>
+        </w:rPr>
+        <w:t>club.name is the only required field. Everything else is optional — the app just shows —/“Not set” for whatever's missing.</w:t>
+      </w:r>
+    </w:p>
+    <w:p>
+      <w:r>
+        <w:rPr>
+          <w:b/>
+          <w:sz w:val="21"/>
+        </w:rPr>
+        <w:t>Squad Data — paste into the Squad List page → Import Squad Data:</w:t>
+      </w:r>
+    </w:p>
+    <w:p>
+      <w:r>
+        <w:rPr>
+          <w:rFonts w:ascii="Consolas" w:hAnsi="Consolas"/>
+          <w:sz w:val="18"/>
+        </w:rPr>
+        <w:t>{</w:t>
+      </w:r>
+    </w:p>
+    <w:p>
+      <w:r>
+        <w:rPr>
+          <w:rFonts w:ascii="Consolas" w:hAnsi="Consolas"/>
+          <w:sz w:val="18"/>
         </w:rPr>
         <w:t xml:space="preserve">  "squad": [</w:t>
       </w:r>
     </w:p>
     <w:p>
-      <w:pPr>
-        <w:shd w:fill="F3F3F3" w:val="clear"/>
-        <w:spacing w:after="0" w:line="260"/>
-      </w:pPr>
-      <w:r>
-        <w:rPr>
-          <w:rFonts w:ascii="Consolas" w:cs="Consolas" w:eastAsia="Consolas" w:hAnsi="Consolas"/>
-          <w:sz w:val="18"/>
-          <w:szCs w:val="18"/>
+      <w:r>
+        <w:rPr>
+          <w:rFonts w:ascii="Consolas" w:hAnsi="Consolas"/>
+          <w:sz w:val="18"/>
         </w:rPr>
         <w:t xml:space="preserve">    {</w:t>
       </w:r>
     </w:p>
     <w:p>
-      <w:pPr>
-        <w:shd w:fill="F3F3F3" w:val="clear"/>
-        <w:spacing w:after="0" w:line="260"/>
-      </w:pPr>
-      <w:r>
-        <w:rPr>
-          <w:rFonts w:ascii="Consolas" w:cs="Consolas" w:eastAsia="Consolas" w:hAnsi="Consolas"/>
-          <w:sz w:val="18"/>
-          <w:szCs w:val="18"/>
+      <w:r>
+        <w:rPr>
+          <w:rFonts w:ascii="Consolas" w:hAnsi="Consolas"/>
+          <w:sz w:val="18"/>
         </w:rPr>
         <w:t xml:space="preserve">      "name": "Player Name", "position": "GK", "bestPosition": "GK",</w:t>
       </w:r>
     </w:p>
     <w:p>
-      <w:pPr>
-        <w:shd w:fill="F3F3F3" w:val="clear"/>
-        <w:spacing w:after="0" w:line="260"/>
-      </w:pPr>
-      <w:r>
-        <w:rPr>
-          <w:rFonts w:ascii="Consolas" w:cs="Consolas" w:eastAsia="Consolas" w:hAnsi="Consolas"/>
-          <w:sz w:val="18"/>
-          <w:szCs w:val="18"/>
+      <w:r>
+        <w:rPr>
+          <w:rFonts w:ascii="Consolas" w:hAnsi="Consolas"/>
+          <w:sz w:val="18"/>
         </w:rPr>
         <w:t xml:space="preserve">      "bestRole": "GK", "age": 25, "nation": "ENG", "ability": "3★",</w:t>
       </w:r>
     </w:p>
     <w:p>
-      <w:pPr>
-        <w:shd w:fill="F3F3F3" w:val="clear"/>
-        <w:spacing w:after="0" w:line="260"/>
-      </w:pPr>
-      <w:r>
-        <w:rPr>
-          <w:rFonts w:ascii="Consolas" w:cs="Consolas" w:eastAsia="Consolas" w:hAnsi="Consolas"/>
-          <w:sz w:val="18"/>
-          <w:szCs w:val="18"/>
+      <w:r>
+        <w:rPr>
+          <w:rFonts w:ascii="Consolas" w:hAnsi="Consolas"/>
+          <w:sz w:val="18"/>
         </w:rPr>
         <w:t xml:space="preserve">      "potential": "3.5★", "appearances": "10", "goals": 0, "assists": 0,</w:t>
       </w:r>
     </w:p>
     <w:p>
-      <w:pPr>
-        <w:shd w:fill="F3F3F3" w:val="clear"/>
-        <w:spacing w:after="0" w:line="260"/>
-      </w:pPr>
-      <w:r>
-        <w:rPr>
-          <w:rFonts w:ascii="Consolas" w:cs="Consolas" w:eastAsia="Consolas" w:hAnsi="Consolas"/>
-          <w:sz w:val="18"/>
-          <w:szCs w:val="18"/>
+      <w:r>
+        <w:rPr>
+          <w:rFonts w:ascii="Consolas" w:hAnsi="Consolas"/>
+          <w:sz w:val="18"/>
         </w:rPr>
         <w:t xml:space="preserve">      "wage": "£5K p/w", "contract": "30/6/2028",</w:t>
       </w:r>
     </w:p>
     <w:p>
-      <w:pPr>
-        <w:shd w:fill="F3F3F3" w:val="clear"/>
-        <w:spacing w:after="0" w:line="260"/>
-      </w:pPr>
-      <w:r>
-        <w:rPr>
-          <w:rFonts w:ascii="Consolas" w:cs="Consolas" w:eastAsia="Consolas" w:hAnsi="Consolas"/>
-          <w:sz w:val="18"/>
-          <w:szCs w:val="18"/>
+      <w:r>
+        <w:rPr>
+          <w:rFonts w:ascii="Consolas" w:hAnsi="Consolas"/>
+          <w:sz w:val="18"/>
         </w:rPr>
         <w:t xml:space="preserve">      "status": "injured",       // optional: "injured" | "loan-out" | "loan-in"</w:t>
       </w:r>
     </w:p>
     <w:p>
-      <w:pPr>
-        <w:shd w:fill="F3F3F3" w:val="clear"/>
-        <w:spacing w:after="0" w:line="260"/>
-      </w:pPr>
-      <w:r>
-        <w:rPr>
-          <w:rFonts w:ascii="Consolas" w:cs="Consolas" w:eastAsia="Consolas" w:hAnsi="Consolas"/>
-          <w:sz w:val="18"/>
-          <w:szCs w:val="18"/>
+      <w:r>
+        <w:rPr>
+          <w:rFonts w:ascii="Consolas" w:hAnsi="Consolas"/>
+          <w:sz w:val="18"/>
         </w:rPr>
         <w:t xml:space="preserve">      "attributes": {</w:t>
       </w:r>
     </w:p>
     <w:p>
-      <w:pPr>
-        <w:shd w:fill="F3F3F3" w:val="clear"/>
-        <w:spacing w:after="0" w:line="260"/>
-      </w:pPr>
-      <w:r>
-        <w:rPr>
-          <w:rFonts w:ascii="Consolas" w:cs="Consolas" w:eastAsia="Consolas" w:hAnsi="Consolas"/>
-          <w:sz w:val="18"/>
-          <w:szCs w:val="18"/>
+      <w:r>
+        <w:rPr>
+          <w:rFonts w:ascii="Consolas" w:hAnsi="Consolas"/>
+          <w:sz w:val="18"/>
         </w:rPr>
         <w:t xml:space="preserve">        // Technical (14), in this exact order: Corners, Crossing, Finishing,</w:t>
       </w:r>
     </w:p>
     <w:p>
-      <w:pPr>
-        <w:shd w:fill="F3F3F3" w:val="clear"/>
-        <w:spacing w:after="0" w:line="260"/>
-      </w:pPr>
-      <w:r>
-        <w:rPr>
-          <w:rFonts w:ascii="Consolas" w:cs="Consolas" w:eastAsia="Consolas" w:hAnsi="Consolas"/>
-          <w:sz w:val="18"/>
-          <w:szCs w:val="18"/>
+      <w:r>
+        <w:rPr>
+          <w:rFonts w:ascii="Consolas" w:hAnsi="Consolas"/>
+          <w:sz w:val="18"/>
         </w:rPr>
         <w:t xml:space="preserve">        // First Touch, Free Kick Taking, Heading, Long Shots, Long Throws,</w:t>
       </w:r>
     </w:p>
     <w:p>
-      <w:pPr>
-        <w:shd w:fill="F3F3F3" w:val="clear"/>
-        <w:spacing w:after="0" w:line="260"/>
-      </w:pPr>
-      <w:r>
-        <w:rPr>
-          <w:rFonts w:ascii="Consolas" w:cs="Consolas" w:eastAsia="Consolas" w:hAnsi="Consolas"/>
-          <w:sz w:val="18"/>
-          <w:szCs w:val="18"/>
+      <w:r>
+        <w:rPr>
+          <w:rFonts w:ascii="Consolas" w:hAnsi="Consolas"/>
+          <w:sz w:val="18"/>
         </w:rPr>
         <w:t xml:space="preserve">        // Passing, Penalty Taking, Tackling, Technique, Marking, Dribbling</w:t>
       </w:r>
     </w:p>
     <w:p>
-      <w:pPr>
-        <w:shd w:fill="F3F3F3" w:val="clear"/>
-        <w:spacing w:after="0" w:line="260"/>
-      </w:pPr>
-      <w:r>
-        <w:rPr>
-          <w:rFonts w:ascii="Consolas" w:cs="Consolas" w:eastAsia="Consolas" w:hAnsi="Consolas"/>
-          <w:sz w:val="18"/>
-          <w:szCs w:val="18"/>
+      <w:r>
+        <w:rPr>
+          <w:rFonts w:ascii="Consolas" w:hAnsi="Consolas"/>
+          <w:sz w:val="18"/>
         </w:rPr>
         <w:t xml:space="preserve">        "technical": [4, 2, 2, 9, 3, 3, 3, 1, 10, 3, 2, 9, 1, 3],</w:t>
       </w:r>
     </w:p>
     <w:p>
-      <w:pPr>
-        <w:shd w:fill="F3F3F3" w:val="clear"/>
-        <w:spacing w:after="0" w:line="260"/>
-      </w:pPr>
-      <w:r>
-        <w:rPr>
-          <w:rFonts w:ascii="Consolas" w:cs="Consolas" w:eastAsia="Consolas" w:hAnsi="Consolas"/>
-          <w:sz w:val="18"/>
-          <w:szCs w:val="18"/>
+      <w:r>
+        <w:rPr>
+          <w:rFonts w:ascii="Consolas" w:hAnsi="Consolas"/>
+          <w:sz w:val="18"/>
         </w:rPr>
         <w:t xml:space="preserve">        // Mental (14), in this exact order: Aggression, Anticipation, Bravery,</w:t>
       </w:r>
     </w:p>
     <w:p>
-      <w:pPr>
-        <w:shd w:fill="F3F3F3" w:val="clear"/>
-        <w:spacing w:after="0" w:line="260"/>
-      </w:pPr>
-      <w:r>
-        <w:rPr>
-          <w:rFonts w:ascii="Consolas" w:cs="Consolas" w:eastAsia="Consolas" w:hAnsi="Consolas"/>
-          <w:sz w:val="18"/>
-          <w:szCs w:val="18"/>
+      <w:r>
+        <w:rPr>
+          <w:rFonts w:ascii="Consolas" w:hAnsi="Consolas"/>
+          <w:sz w:val="18"/>
         </w:rPr>
         <w:t xml:space="preserve">        // Composure, Concentration, Decisions, Determination, Flair, Leadership,</w:t>
       </w:r>
     </w:p>
     <w:p>
-      <w:pPr>
-        <w:shd w:fill="F3F3F3" w:val="clear"/>
-        <w:spacing w:after="0" w:line="260"/>
-      </w:pPr>
-      <w:r>
-        <w:rPr>
-          <w:rFonts w:ascii="Consolas" w:cs="Consolas" w:eastAsia="Consolas" w:hAnsi="Consolas"/>
-          <w:sz w:val="18"/>
-          <w:szCs w:val="18"/>
+      <w:r>
+        <w:rPr>
+          <w:rFonts w:ascii="Consolas" w:hAnsi="Consolas"/>
+          <w:sz w:val="18"/>
         </w:rPr>
         <w:t xml:space="preserve">        // Off The Ball, Positioning, Teamwork, Vision, Work Rate</w:t>
       </w:r>
     </w:p>
     <w:p>
-      <w:pPr>
-        <w:shd w:fill="F3F3F3" w:val="clear"/>
-        <w:spacing w:after="0" w:line="260"/>
-      </w:pPr>
-      <w:r>
-        <w:rPr>
-          <w:rFonts w:ascii="Consolas" w:cs="Consolas" w:eastAsia="Consolas" w:hAnsi="Consolas"/>
-          <w:sz w:val="18"/>
-          <w:szCs w:val="18"/>
+      <w:r>
+        <w:rPr>
+          <w:rFonts w:ascii="Consolas" w:hAnsi="Consolas"/>
+          <w:sz w:val="18"/>
         </w:rPr>
         <w:t xml:space="preserve">        "mental": [11, 14, 14, 15, 13, 14, 14, 1, 12, 2, 16, 9, 20, 13],</w:t>
       </w:r>
     </w:p>
     <w:p>
-      <w:pPr>
-        <w:shd w:fill="F3F3F3" w:val="clear"/>
-        <w:spacing w:after="0" w:line="260"/>
-      </w:pPr>
-      <w:r>
-        <w:rPr>
-          <w:rFonts w:ascii="Consolas" w:cs="Consolas" w:eastAsia="Consolas" w:hAnsi="Consolas"/>
-          <w:sz w:val="18"/>
-          <w:szCs w:val="18"/>
+      <w:r>
+        <w:rPr>
+          <w:rFonts w:ascii="Consolas" w:hAnsi="Consolas"/>
+          <w:sz w:val="18"/>
         </w:rPr>
         <w:t xml:space="preserve">        // Physical (8), in this exact order: Acceleration, Agility, Balance,</w:t>
       </w:r>
     </w:p>
     <w:p>
-      <w:pPr>
-        <w:shd w:fill="F3F3F3" w:val="clear"/>
-        <w:spacing w:after="0" w:line="260"/>
-      </w:pPr>
-      <w:r>
-        <w:rPr>
-          <w:rFonts w:ascii="Consolas" w:cs="Consolas" w:eastAsia="Consolas" w:hAnsi="Consolas"/>
-          <w:sz w:val="18"/>
-          <w:szCs w:val="18"/>
+      <w:r>
+        <w:rPr>
+          <w:rFonts w:ascii="Consolas" w:hAnsi="Consolas"/>
+          <w:sz w:val="18"/>
         </w:rPr>
         <w:t xml:space="preserve">        // Jumping Reach, Natural Fitness, Pace, Stamina, Strength</w:t>
       </w:r>
     </w:p>
     <w:p>
-      <w:pPr>
-        <w:shd w:fill="F3F3F3" w:val="clear"/>
-        <w:spacing w:after="0" w:line="260"/>
-      </w:pPr>
-      <w:r>
-        <w:rPr>
-          <w:rFonts w:ascii="Consolas" w:cs="Consolas" w:eastAsia="Consolas" w:hAnsi="Consolas"/>
-          <w:sz w:val="18"/>
-          <w:szCs w:val="18"/>
+      <w:r>
+        <w:rPr>
+          <w:rFonts w:ascii="Consolas" w:hAnsi="Consolas"/>
+          <w:sz w:val="18"/>
         </w:rPr>
         <w:t xml:space="preserve">        "physical": [10, 14, 14, 14, 10, 10, 12, 13],</w:t>
       </w:r>
     </w:p>
     <w:p>
-      <w:pPr>
-        <w:shd w:fill="F3F3F3" w:val="clear"/>
-        <w:spacing w:after="0" w:line="260"/>
-      </w:pPr>
-      <w:r>
-        <w:rPr>
-          <w:rFonts w:ascii="Consolas" w:cs="Consolas" w:eastAsia="Consolas" w:hAnsi="Consolas"/>
-          <w:sz w:val="18"/>
-          <w:szCs w:val="18"/>
+      <w:r>
+        <w:rPr>
+          <w:rFonts w:ascii="Consolas" w:hAnsi="Consolas"/>
+          <w:sz w:val="18"/>
         </w:rPr>
         <w:t xml:space="preserve">        // Goalkeeping (11): omit this key entirely for outfield players.</w:t>
       </w:r>
     </w:p>
     <w:p>
-      <w:pPr>
-        <w:shd w:fill="F3F3F3" w:val="clear"/>
-        <w:spacing w:after="0" w:line="260"/>
-      </w:pPr>
-      <w:r>
-        <w:rPr>
-          <w:rFonts w:ascii="Consolas" w:cs="Consolas" w:eastAsia="Consolas" w:hAnsi="Consolas"/>
-          <w:sz w:val="18"/>
-          <w:szCs w:val="18"/>
+      <w:r>
+        <w:rPr>
+          <w:rFonts w:ascii="Consolas" w:hAnsi="Consolas"/>
+          <w:sz w:val="18"/>
         </w:rPr>
         <w:t xml:space="preserve">        // Order: Aerial Reach, Command Of Area, Communication, Eccentricity,</w:t>
       </w:r>
     </w:p>
     <w:p>
-      <w:pPr>
-        <w:shd w:fill="F3F3F3" w:val="clear"/>
-        <w:spacing w:after="0" w:line="260"/>
-      </w:pPr>
-      <w:r>
-        <w:rPr>
-          <w:rFonts w:ascii="Consolas" w:cs="Consolas" w:eastAsia="Consolas" w:hAnsi="Consolas"/>
-          <w:sz w:val="18"/>
-          <w:szCs w:val="18"/>
+      <w:r>
+        <w:rPr>
+          <w:rFonts w:ascii="Consolas" w:hAnsi="Consolas"/>
+          <w:sz w:val="18"/>
         </w:rPr>
         <w:t xml:space="preserve">        // Handling, Kicking, One On Ones, Reflexes, Rushing Out, Punching, Throwing</w:t>
       </w:r>
     </w:p>
     <w:p>
-      <w:pPr>
-        <w:shd w:fill="F3F3F3" w:val="clear"/>
-        <w:spacing w:after="0" w:line="260"/>
-      </w:pPr>
-      <w:r>
-        <w:rPr>
-          <w:rFonts w:ascii="Consolas" w:cs="Consolas" w:eastAsia="Consolas" w:hAnsi="Consolas"/>
-          <w:sz w:val="18"/>
-          <w:szCs w:val="18"/>
+      <w:r>
+        <w:rPr>
+          <w:rFonts w:ascii="Consolas" w:hAnsi="Consolas"/>
+          <w:sz w:val="18"/>
         </w:rPr>
         <w:t xml:space="preserve">        "goalkeeping": [14, 18, 17, 9, 14, 15, 15, 16, 12, 13, 13]</w:t>
       </w:r>
     </w:p>
     <w:p>
-      <w:pPr>
-        <w:shd w:fill="F3F3F3" w:val="clear"/>
-        <w:spacing w:after="0" w:line="260"/>
-      </w:pPr>
-      <w:r>
-        <w:rPr>
-          <w:rFonts w:ascii="Consolas" w:cs="Consolas" w:eastAsia="Consolas" w:hAnsi="Consolas"/>
-          <w:sz w:val="18"/>
-          <w:szCs w:val="18"/>
+      <w:r>
+        <w:rPr>
+          <w:rFonts w:ascii="Consolas" w:hAnsi="Consolas"/>
+          <w:sz w:val="18"/>
         </w:rPr>
         <w:t xml:space="preserve">      }</w:t>
       </w:r>
     </w:p>
     <w:p>
-      <w:pPr>
-        <w:shd w:fill="F3F3F3" w:val="clear"/>
-        <w:spacing w:after="0" w:line="260"/>
-      </w:pPr>
-      <w:r>
-        <w:rPr>
-          <w:rFonts w:ascii="Consolas" w:cs="Consolas" w:eastAsia="Consolas" w:hAnsi="Consolas"/>
-          <w:sz w:val="18"/>
-          <w:szCs w:val="18"/>
+      <w:r>
+        <w:rPr>
+          <w:rFonts w:ascii="Consolas" w:hAnsi="Consolas"/>
+          <w:sz w:val="18"/>
         </w:rPr>
         <w:t xml:space="preserve">    }</w:t>
       </w:r>
     </w:p>
     <w:p>
-      <w:pPr>
-        <w:shd w:fill="F3F3F3" w:val="clear"/>
-        <w:spacing w:after="0" w:line="260"/>
-      </w:pPr>
-      <w:r>
-        <w:rPr>
-          <w:rFonts w:ascii="Consolas" w:cs="Consolas" w:eastAsia="Consolas" w:hAnsi="Consolas"/>
-          <w:sz w:val="18"/>
-          <w:szCs w:val="18"/>
+      <w:r>
+        <w:rPr>
+          <w:rFonts w:ascii="Consolas" w:hAnsi="Consolas"/>
+          <w:sz w:val="18"/>
         </w:rPr>
         <w:t xml:space="preserve">    // ...one entry per squad player</w:t>
       </w:r>
     </w:p>
     <w:p>
-      <w:pPr>
-        <w:shd w:fill="F3F3F3" w:val="clear"/>
-        <w:spacing w:after="0" w:line="260"/>
-      </w:pPr>
-      <w:r>
-        <w:rPr>
-          <w:rFonts w:ascii="Consolas" w:cs="Consolas" w:eastAsia="Consolas" w:hAnsi="Consolas"/>
-          <w:sz w:val="18"/>
-          <w:szCs w:val="18"/>
+      <w:r>
+        <w:rPr>
+          <w:rFonts w:ascii="Consolas" w:hAnsi="Consolas"/>
+          <w:sz w:val="18"/>
+        </w:rPr>
+        <w:t xml:space="preserve">  ]</w:t>
+      </w:r>
+    </w:p>
+    <w:p>
+      <w:r>
+        <w:rPr>
+          <w:rFonts w:ascii="Consolas" w:hAnsi="Consolas"/>
+          <w:sz w:val="18"/>
+        </w:rPr>
+        <w:t>}</w:t>
+      </w:r>
+    </w:p>
+    <w:p>
+      <w:r>
+        <w:rPr>
+          <w:b w:val="0"/>
+          <w:sz w:val="21"/>
+        </w:rPr>
+        <w:t>Attribute arrays must be exactly the stated length (14 / 14 / 8 / 11) and in the exact order listed; the import's own "Validate" button catches the wrong-length ones before you import. Importing here always fully replaces the current squad, the same way a fresh batch of screenshots naturally represents "the squad as of now".</w:t>
+      </w:r>
+    </w:p>
+    <w:p>
+      <w:r>
+        <w:rPr>
+          <w:b/>
+          <w:sz w:val="21"/>
+        </w:rPr>
+        <w:t>Tactic Data (optional) — paste into Tactical Analysis → Import Tactic Data:</w:t>
+      </w:r>
+    </w:p>
+    <w:p>
+      <w:r>
+        <w:rPr>
+          <w:rFonts w:ascii="Consolas" w:hAnsi="Consolas"/>
+          <w:sz w:val="18"/>
+        </w:rPr>
+        <w:t>{</w:t>
+      </w:r>
+    </w:p>
+    <w:p>
+      <w:r>
+        <w:rPr>
+          <w:rFonts w:ascii="Consolas" w:hAnsi="Consolas"/>
+          <w:sz w:val="18"/>
+        </w:rPr>
+        <w:t xml:space="preserve">  "tacticIP": [        // required if you use this box at all.</w:t>
+      </w:r>
+    </w:p>
+    <w:p>
+      <w:r>
+        <w:rPr>
+          <w:rFonts w:ascii="Consolas" w:hAnsi="Consolas"/>
+          <w:sz w:val="18"/>
+        </w:rPr>
+        <w:t xml:space="preserve">    // Only position/role/pitchPos are ever read: no player, attributes or</w:t>
+      </w:r>
+    </w:p>
+    <w:p>
+      <w:r>
+        <w:rPr>
+          <w:rFonts w:ascii="Consolas" w:hAnsi="Consolas"/>
+          <w:sz w:val="18"/>
+        </w:rPr>
+        <w:t xml:space="preserve">    // suitability rating needed (see Section 5). x/y are 0–100, y=0 is the</w:t>
+      </w:r>
+    </w:p>
+    <w:p>
+      <w:r>
+        <w:rPr>
+          <w:rFonts w:ascii="Consolas" w:hAnsi="Consolas"/>
+          <w:sz w:val="18"/>
+        </w:rPr>
+        <w:t xml:space="preserve">    // attacking end, read straight off the Tactics Planner screenshot.</w:t>
+      </w:r>
+    </w:p>
+    <w:p>
+      <w:r>
+        <w:rPr>
+          <w:rFonts w:ascii="Consolas" w:hAnsi="Consolas"/>
+          <w:sz w:val="18"/>
+        </w:rPr>
+        <w:t xml:space="preserve">    { "position": "D (C)", "ipRole": "Ball-Playing Centre-Back",</w:t>
+      </w:r>
+    </w:p>
+    <w:p>
+      <w:r>
+        <w:rPr>
+          <w:rFonts w:ascii="Consolas" w:hAnsi="Consolas"/>
+          <w:sz w:val="18"/>
+        </w:rPr>
+        <w:t xml:space="preserve">      "pitchPos": { "x": 50, "y": 74 } }</w:t>
+      </w:r>
+    </w:p>
+    <w:p>
+      <w:r>
+        <w:rPr>
+          <w:rFonts w:ascii="Consolas" w:hAnsi="Consolas"/>
+          <w:sz w:val="18"/>
+        </w:rPr>
+        <w:t xml:space="preserve">    // ...one entry per position</w:t>
+      </w:r>
+    </w:p>
+    <w:p>
+      <w:r>
+        <w:rPr>
+          <w:rFonts w:ascii="Consolas" w:hAnsi="Consolas"/>
+          <w:sz w:val="18"/>
         </w:rPr>
         <w:t xml:space="preserve">  ],</w:t>
       </w:r>
     </w:p>
     <w:p>
-      <w:pPr>
-        <w:shd w:fill="F3F3F3" w:val="clear"/>
-        <w:spacing w:after="0" w:line="260"/>
-      </w:pPr>
-      <w:r>
-        <w:rPr>
-          <w:rFonts w:ascii="Consolas" w:cs="Consolas" w:eastAsia="Consolas" w:hAnsi="Consolas"/>
-          <w:sz w:val="18"/>
-          <w:szCs w:val="18"/>
-        </w:rPr>
-        <w:t xml:space="preserve">  "tacticIP": [        // optional: omit both to rely on Tactic Builder instead.</w:t>
-      </w:r>
-    </w:p>
-    <w:p>
-      <w:pPr>
-        <w:shd w:fill="F3F3F3" w:val="clear"/>
-        <w:spacing w:after="0" w:line="260"/>
-      </w:pPr>
-      <w:r>
-        <w:rPr>
-          <w:rFonts w:ascii="Consolas" w:cs="Consolas" w:eastAsia="Consolas" w:hAnsi="Consolas"/>
-          <w:sz w:val="18"/>
-          <w:szCs w:val="18"/>
-        </w:rPr>
-        <w:t xml:space="preserve">    // Only position/role/pitchPos are ever read: no player, attributes or</w:t>
-      </w:r>
-    </w:p>
-    <w:p>
-      <w:pPr>
-        <w:shd w:fill="F3F3F3" w:val="clear"/>
-        <w:spacing w:after="0" w:line="260"/>
-      </w:pPr>
-      <w:r>
-        <w:rPr>
-          <w:rFonts w:ascii="Consolas" w:cs="Consolas" w:eastAsia="Consolas" w:hAnsi="Consolas"/>
-          <w:sz w:val="18"/>
-          <w:szCs w:val="18"/>
-        </w:rPr>
-        <w:t xml:space="preserve">    // suitability rating needed (see Section 5). x/y are 0–100, y=0 is the</w:t>
-      </w:r>
-    </w:p>
-    <w:p>
-      <w:pPr>
-        <w:shd w:fill="F3F3F3" w:val="clear"/>
-        <w:spacing w:after="0" w:line="260"/>
-      </w:pPr>
-      <w:r>
-        <w:rPr>
-          <w:rFonts w:ascii="Consolas" w:cs="Consolas" w:eastAsia="Consolas" w:hAnsi="Consolas"/>
-          <w:sz w:val="18"/>
-          <w:szCs w:val="18"/>
-        </w:rPr>
-        <w:t xml:space="preserve">    // attacking end, read straight off the Tactics Planner screenshot.</w:t>
-      </w:r>
-    </w:p>
-    <w:p>
-      <w:pPr>
-        <w:shd w:fill="F3F3F3" w:val="clear"/>
-        <w:spacing w:after="0" w:line="260"/>
-      </w:pPr>
-      <w:r>
-        <w:rPr>
-          <w:rFonts w:ascii="Consolas" w:cs="Consolas" w:eastAsia="Consolas" w:hAnsi="Consolas"/>
-          <w:sz w:val="18"/>
-          <w:szCs w:val="18"/>
-        </w:rPr>
-        <w:t xml:space="preserve">    { "position": "D (C)", "ipRole": "Ball-Playing Centre-Back",</w:t>
-      </w:r>
-    </w:p>
-    <w:p>
-      <w:pPr>
-        <w:shd w:fill="F3F3F3" w:val="clear"/>
-        <w:spacing w:after="0" w:line="260"/>
-      </w:pPr>
-      <w:r>
-        <w:rPr>
-          <w:rFonts w:ascii="Consolas" w:cs="Consolas" w:eastAsia="Consolas" w:hAnsi="Consolas"/>
-          <w:sz w:val="18"/>
-          <w:szCs w:val="18"/>
-        </w:rPr>
-        <w:t xml:space="preserve">      "pitchPos": { "x": 50, "y": 74 } }</w:t>
-      </w:r>
-    </w:p>
-    <w:p>
-      <w:pPr>
-        <w:shd w:fill="F3F3F3" w:val="clear"/>
-        <w:spacing w:after="0" w:line="260"/>
-      </w:pPr>
-      <w:r>
-        <w:rPr>
-          <w:rFonts w:ascii="Consolas" w:cs="Consolas" w:eastAsia="Consolas" w:hAnsi="Consolas"/>
-          <w:sz w:val="18"/>
-          <w:szCs w:val="18"/>
-        </w:rPr>
-        <w:t xml:space="preserve">    // ...one entry per position</w:t>
-      </w:r>
-    </w:p>
-    <w:p>
-      <w:pPr>
-        <w:shd w:fill="F3F3F3" w:val="clear"/>
-        <w:spacing w:after="0" w:line="260"/>
-      </w:pPr>
-      <w:r>
-        <w:rPr>
-          <w:rFonts w:ascii="Consolas" w:cs="Consolas" w:eastAsia="Consolas" w:hAnsi="Consolas"/>
-          <w:sz w:val="18"/>
-          <w:szCs w:val="18"/>
-        </w:rPr>
-        <w:t xml:space="preserve">  ],</w:t>
-      </w:r>
-    </w:p>
-    <w:p>
-      <w:pPr>
-        <w:shd w:fill="F3F3F3" w:val="clear"/>
-        <w:spacing w:after="0" w:line="260"/>
-      </w:pPr>
-      <w:r>
-        <w:rPr>
-          <w:rFonts w:ascii="Consolas" w:cs="Consolas" w:eastAsia="Consolas" w:hAnsi="Consolas"/>
-          <w:sz w:val="18"/>
-          <w:szCs w:val="18"/>
-        </w:rPr>
-        <w:t xml:space="preserve">  "tacticOOP": []   // same shape, but each entry uses "role" instead of "ipRole"</w:t>
-      </w:r>
-    </w:p>
-    <w:p>
-      <w:pPr>
-        <w:shd w:fill="F3F3F3" w:val="clear"/>
-        <w:spacing w:after="160" w:line="260"/>
-      </w:pPr>
-      <w:r>
-        <w:rPr>
-          <w:rFonts w:ascii="Consolas" w:cs="Consolas" w:eastAsia="Consolas" w:hAnsi="Consolas"/>
-          <w:sz w:val="18"/>
-          <w:szCs w:val="18"/>
-        </w:rPr>
-        <w:t xml:space="preserve">}</w:t>
-      </w:r>
-    </w:p>
-    <w:p>
-      <w:pPr>
-        <w:spacing w:after="160" w:line="280"/>
-      </w:pPr>
-      <w:r>
-        <w:rPr>
-          <w:i/>
-          <w:iCs/>
-          <w:color w:val="595959"/>
-          <w:sz w:val="19"/>
-          <w:szCs w:val="19"/>
-        </w:rPr>
-        <w:t xml:space="preserve">Attribute arrays must be exactly the stated length (14 / 14 / 8 / 11) and in the exact order listed; the Setup Wizard's Validate button checks this and will point out any mismatches before you import.</w:t>
+      <w:r>
+        <w:rPr>
+          <w:rFonts w:ascii="Consolas" w:hAnsi="Consolas"/>
+          <w:sz w:val="18"/>
+        </w:rPr>
+        <w:t xml:space="preserve">  "tacticOOP": [],  // same shape, but each entry uses "role" instead of "ipRole"</w:t>
+      </w:r>
+    </w:p>
+    <w:p>
+      <w:r>
+        <w:rPr>
+          <w:rFonts w:ascii="Consolas" w:hAnsi="Consolas"/>
+          <w:sz w:val="18"/>
+        </w:rPr>
+        <w:t xml:space="preserve">  "fmTacticSummary": { "formation": "4-1-3-2", "mentality": "Positive", "style": "Possession" }</w:t>
+      </w:r>
+    </w:p>
+    <w:p>
+      <w:r>
+        <w:rPr>
+          <w:rFonts w:ascii="Consolas" w:hAnsi="Consolas"/>
+          <w:sz w:val="18"/>
+        </w:rPr>
+        <w:t>}</w:t>
+      </w:r>
+    </w:p>
+    <w:p>
+      <w:r>
+        <w:rPr>
+          <w:b w:val="0"/>
+          <w:sz w:val="21"/>
+        </w:rPr>
+        <w:t>The app's Tactic Builder can construct a tactic from the imported squad instead, so this whole box is optional — only worth using if you want your actual FM tactic mirrored here (see Section 5).</w:t>
       </w:r>
     </w:p>
     <w:p>
@@ -2682,104 +2359,63 @@
           <w:sz w:val="30"/>
           <w:szCs w:val="30"/>
         </w:rPr>
-        <w:t xml:space="preserve">9. Using the Setup Wizard</w:t>
+        <w:t>9. Using the Import Boxes</w:t>
       </w:r>
     </w:p>
     <w:p>
       <w:pPr>
         <w:pStyle w:val="ListParagraph"/>
-        <w:numPr>
-          <w:ilvl w:val="0"/>
-          <w:numId w:val="5"/>
-        </w:numPr>
-        <w:spacing w:after="80" w:line="280"/>
-      </w:pPr>
-      <w:r>
-        <w:rPr>
-          <w:sz w:val="21"/>
-          <w:szCs w:val="21"/>
-        </w:rPr>
-        <w:t xml:space="preserve">Open the app and go to Settings → New Save Setup.</w:t>
+      </w:pPr>
+      <w:r>
+        <w:t>Open the app and paste your club data into the landing page's “Import Club Data” button (or Settings → Import Club Data if you're past the landing screen).</w:t>
       </w:r>
     </w:p>
     <w:p>
       <w:pPr>
         <w:pStyle w:val="ListParagraph"/>
-        <w:numPr>
-          <w:ilvl w:val="0"/>
-          <w:numId w:val="5"/>
-        </w:numPr>
-        <w:spacing w:after="80" w:line="280"/>
-      </w:pPr>
-      <w:r>
-        <w:rPr>
-          <w:sz w:val="21"/>
-          <w:szCs w:val="21"/>
-        </w:rPr>
-        <w:t xml:space="preserve">Paste the JSON Claude produced into the text box.</w:t>
+      </w:pPr>
+      <w:r>
+        <w:t>Go to the Squad List page and use its own “Import Squad Data” button to paste the squad JSON.</w:t>
       </w:r>
     </w:p>
     <w:p>
       <w:pPr>
         <w:pStyle w:val="ListParagraph"/>
-        <w:numPr>
-          <w:ilvl w:val="0"/>
-          <w:numId w:val="5"/>
-        </w:numPr>
-        <w:spacing w:after="80" w:line="280"/>
-      </w:pPr>
-      <w:r>
-        <w:rPr>
-          <w:sz w:val="21"/>
-          <w:szCs w:val="21"/>
-        </w:rPr>
-        <w:t xml:space="preserve">Click "Validate" and it'll list any shape problems (missing fields, wrong-length attribute arrays) without changing anything yet.</w:t>
+      </w:pPr>
+      <w:r>
+        <w:t>Optional: go to Tactical Analysis and use “Import Tactic Data” if you captured your own FM tactic (skip this to rely on the Tactic Builder instead).</w:t>
       </w:r>
     </w:p>
     <w:p>
       <w:pPr>
         <w:pStyle w:val="ListParagraph"/>
-        <w:numPr>
-          <w:ilvl w:val="0"/>
-          <w:numId w:val="5"/>
-        </w:numPr>
-        <w:spacing w:after="80" w:line="280"/>
-      </w:pPr>
-      <w:r>
-        <w:rPr>
-          <w:sz w:val="21"/>
-          <w:szCs w:val="21"/>
-        </w:rPr>
-        <w:t xml:space="preserve">Once it looks good, click "Import &amp; Reload" and the app reloads with your new save's data in every tile: dashboard, squad, tactics.</w:t>
+      </w:pPr>
+      <w:r>
+        <w:t>Each box has the same three buttons: “Validate” lists any shape problems (missing fields, wrong-length attribute arrays) without changing anything; “Import &amp; Reload” applies it once it looks good; “Load Example Template” fills the box with a starting point to edit instead of writing the JSON from a blank page.</w:t>
       </w:r>
     </w:p>
     <w:p>
       <w:pPr>
         <w:pStyle w:val="ListParagraph"/>
-        <w:numPr>
-          <w:ilvl w:val="0"/>
-          <w:numId w:val="5"/>
-        </w:numPr>
-        <w:spacing w:after="80" w:line="280"/>
-      </w:pPr>
-      <w:r>
-        <w:rPr>
-          <w:sz w:val="21"/>
-          <w:szCs w:val="21"/>
-        </w:rPr>
-        <w:t xml:space="preserve">If you ever want to go back to the bundled Metalul Buzău example, click "Reset to Example Save".</w:t>
-      </w:r>
-    </w:p>
-    <w:p>
-      <w:pPr>
-        <w:spacing w:after="140" w:line="300"/>
-      </w:pPr>
-      <w:r>
-        <w:rPr>
-          <w:sz w:val="21"/>
-          <w:szCs w:val="21"/>
-        </w:rPr>
-        <w:t xml:space="preserve">That's the whole loop: capture, hand to Claude, paste, import. No source file editing required.</w:t>
+      </w:pPr>
+      <w:r>
+        <w:t>Updating one section later — say, a fresh batch of squad screenshots partway through the save — just means re-pasting into that one box; the other two are left exactly as they were.</w:t>
+      </w:r>
+    </w:p>
+    <w:p>
+      <w:pPr>
+        <w:pStyle w:val="ListParagraph"/>
+      </w:pPr>
+      <w:r>
+        <w:t>If you ever want to go back to a genuinely empty app, use Settings → Import Club Data → “Clear All Data (New Save)”.</w:t>
+      </w:r>
+    </w:p>
+    <w:p>
+      <w:r>
+        <w:rPr>
+          <w:sz w:val="21"/>
+        </w:rPr>
+        <w:t>That's the whole loop: capture, hand to Claude, paste into the matching box, import.</w:t>
       </w:r>
     </w:p>
     <w:sectPr>

--- a/docs/FMCC Setup Guide.docx
+++ b/docs/FMCC Setup Guide.docx
@@ -27,7 +27,7 @@
           <w:i w:val="0"/>
           <w:sz w:val="21"/>
         </w:rPr>
-        <w:t>Three steps, each with its own screenshots and its own JSON template: Club Data, Squad Data, and (optional) Tactic Data. Capture the screenshots for a step, hand them to Claude along with that step's template, then paste the result into the matching import button in the app. Scouting and Performance Data have their own separate imports already in the app ("Add to Shortlist", "Add Snapshot") with their own "Load Example Template" button — not covered here.</w:t>
+        <w:t>Five steps, each with its own screenshots and its own JSON template: Club Data, Squad Data, Tactic Data (optional), Scouting, and Performance Data. Capture the screenshots for a step, hand them to Claude along with that step's template, then paste the result into the matching import button in the app.</w:t>
       </w:r>
     </w:p>
     <w:p>
@@ -1278,6 +1278,550 @@
         <w:pStyle w:val="Heading1"/>
       </w:pPr>
       <w:r>
+        <w:t>Step 4: Scouting</w:t>
+      </w:r>
+    </w:p>
+    <w:p>
+      <w:r>
+        <w:rPr>
+          <w:b/>
+          <w:i w:val="0"/>
+          <w:sz w:val="21"/>
+        </w:rPr>
+        <w:t>Paste into: the Scouting page → Add to Shortlist.</w:t>
+      </w:r>
+    </w:p>
+    <w:p>
+      <w:r>
+        <w:rPr>
+          <w:b w:val="0"/>
+          <w:i/>
+          <w:sz w:val="21"/>
+        </w:rPr>
+        <w:t>Repeatable — do this any time you scout a new player, or want to refresh an existing one's numbers. Unlike Squad Data, this never replaces the whole list: each player is matched by name, added if new, updated in place if already shortlisted.</w:t>
+      </w:r>
+    </w:p>
+    <w:p>
+      <w:r>
+        <w:rPr>
+          <w:b w:val="0"/>
+          <w:i w:val="0"/>
+          <w:sz w:val="21"/>
+        </w:rPr>
+        <w:t>Screenshot, per scouted player:</w:t>
+      </w:r>
+    </w:p>
+    <w:p>
+      <w:pPr>
+        <w:pStyle w:val="ListBullet"/>
+      </w:pPr>
+      <w:r>
+        <w:rPr>
+          <w:sz w:val="21"/>
+        </w:rPr>
+        <w:t>Their profile screen — position, best position/role, age, nation, club, ability, potential, height, wage, value, contract.</w:t>
+      </w:r>
+    </w:p>
+    <w:p>
+      <w:pPr>
+        <w:pStyle w:val="ListBullet"/>
+      </w:pPr>
+      <w:r>
+        <w:rPr>
+          <w:sz w:val="21"/>
+        </w:rPr>
+        <w:t>The same Technical/Attacking/Defensive/Mental/Physical/Goalkeeping attribute views used for Squad Data (Step 2), just for this one player instead of the whole squad.</w:t>
+      </w:r>
+    </w:p>
+    <w:p>
+      <w:pPr>
+        <w:spacing w:after="0"/>
+      </w:pPr>
+      <w:r>
+        <w:rPr>
+          <w:rFonts w:ascii="Consolas" w:hAnsi="Consolas"/>
+          <w:sz w:val="18"/>
+        </w:rPr>
+        <w:t>[</w:t>
+      </w:r>
+    </w:p>
+    <w:p>
+      <w:pPr>
+        <w:spacing w:after="0"/>
+      </w:pPr>
+      <w:r>
+        <w:rPr>
+          <w:rFonts w:ascii="Consolas" w:hAnsi="Consolas"/>
+          <w:sz w:val="18"/>
+        </w:rPr>
+        <w:t xml:space="preserve">  {</w:t>
+      </w:r>
+    </w:p>
+    <w:p>
+      <w:pPr>
+        <w:spacing w:after="0"/>
+      </w:pPr>
+      <w:r>
+        <w:rPr>
+          <w:rFonts w:ascii="Consolas" w:hAnsi="Consolas"/>
+          <w:sz w:val="18"/>
+        </w:rPr>
+        <w:t xml:space="preserve">    "name": "Example Target", "position": "AM (RL)", "bestPosition": "AM (R)",</w:t>
+      </w:r>
+    </w:p>
+    <w:p>
+      <w:pPr>
+        <w:spacing w:after="0"/>
+      </w:pPr>
+      <w:r>
+        <w:rPr>
+          <w:rFonts w:ascii="Consolas" w:hAnsi="Consolas"/>
+          <w:sz w:val="18"/>
+        </w:rPr>
+        <w:t xml:space="preserve">    "bestRole": "IF", "age": 21, "nation": "BRA", "club": "Some FC",</w:t>
+      </w:r>
+    </w:p>
+    <w:p>
+      <w:pPr>
+        <w:spacing w:after="0"/>
+      </w:pPr>
+      <w:r>
+        <w:rPr>
+          <w:rFonts w:ascii="Consolas" w:hAnsi="Consolas"/>
+          <w:sz w:val="18"/>
+        </w:rPr>
+        <w:t xml:space="preserve">    "ability": "3.5★", "potential": "4.5★", "height": "178cm",</w:t>
+      </w:r>
+    </w:p>
+    <w:p>
+      <w:pPr>
+        <w:spacing w:after="0"/>
+      </w:pPr>
+      <w:r>
+        <w:rPr>
+          <w:rFonts w:ascii="Consolas" w:hAnsi="Consolas"/>
+          <w:sz w:val="18"/>
+        </w:rPr>
+        <w:t xml:space="preserve">    "wage": "£12K p/w", "value": "£3.5M", "contract": "30/6/2028",</w:t>
+      </w:r>
+    </w:p>
+    <w:p>
+      <w:pPr>
+        <w:spacing w:after="0"/>
+      </w:pPr>
+      <w:r>
+        <w:rPr>
+          <w:rFonts w:ascii="Consolas" w:hAnsi="Consolas"/>
+          <w:sz w:val="18"/>
+        </w:rPr>
+        <w:t xml:space="preserve">    "attributes": {</w:t>
+      </w:r>
+    </w:p>
+    <w:p>
+      <w:pPr>
+        <w:spacing w:after="0"/>
+      </w:pPr>
+      <w:r>
+        <w:rPr>
+          <w:rFonts w:ascii="Consolas" w:hAnsi="Consolas"/>
+          <w:sz w:val="18"/>
+        </w:rPr>
+        <w:t xml:space="preserve">      "technical": [8, 12, 14, 13, 5, 8, 10, 2, 10, 8, 5, 14, 6, 13],</w:t>
+      </w:r>
+    </w:p>
+    <w:p>
+      <w:pPr>
+        <w:spacing w:after="0"/>
+      </w:pPr>
+      <w:r>
+        <w:rPr>
+          <w:rFonts w:ascii="Consolas" w:hAnsi="Consolas"/>
+          <w:sz w:val="18"/>
+        </w:rPr>
+        <w:t xml:space="preserve">      "mental": [14, 15, 12, 13, 13, 14, 15, 13, 8, 15, 12, 12, 13, 13],</w:t>
+      </w:r>
+    </w:p>
+    <w:p>
+      <w:pPr>
+        <w:spacing w:after="0"/>
+      </w:pPr>
+      <w:r>
+        <w:rPr>
+          <w:rFonts w:ascii="Consolas" w:hAnsi="Consolas"/>
+          <w:sz w:val="18"/>
+        </w:rPr>
+        <w:t xml:space="preserve">      "physical": [16, 15, 14, 12, 14, 16, 13, 12]</w:t>
+      </w:r>
+    </w:p>
+    <w:p>
+      <w:pPr>
+        <w:spacing w:after="0"/>
+      </w:pPr>
+      <w:r>
+        <w:rPr>
+          <w:rFonts w:ascii="Consolas" w:hAnsi="Consolas"/>
+          <w:sz w:val="18"/>
+        </w:rPr>
+        <w:t xml:space="preserve">      // no "goalkeeping" key for an outfield player — omit rather than empty-array</w:t>
+      </w:r>
+    </w:p>
+    <w:p>
+      <w:pPr>
+        <w:spacing w:after="0"/>
+      </w:pPr>
+      <w:r>
+        <w:rPr>
+          <w:rFonts w:ascii="Consolas" w:hAnsi="Consolas"/>
+          <w:sz w:val="18"/>
+        </w:rPr>
+        <w:t xml:space="preserve">    }</w:t>
+      </w:r>
+    </w:p>
+    <w:p>
+      <w:pPr>
+        <w:spacing w:after="0"/>
+      </w:pPr>
+      <w:r>
+        <w:rPr>
+          <w:rFonts w:ascii="Consolas" w:hAnsi="Consolas"/>
+          <w:sz w:val="18"/>
+        </w:rPr>
+        <w:t xml:space="preserve">  }</w:t>
+      </w:r>
+    </w:p>
+    <w:p>
+      <w:pPr>
+        <w:spacing w:after="0"/>
+      </w:pPr>
+      <w:r>
+        <w:rPr>
+          <w:rFonts w:ascii="Consolas" w:hAnsi="Consolas"/>
+          <w:sz w:val="18"/>
+        </w:rPr>
+        <w:t xml:space="preserve">  // ...one entry per scouted player; paste as many at once as you like</w:t>
+      </w:r>
+    </w:p>
+    <w:p>
+      <w:pPr>
+        <w:spacing w:after="160"/>
+      </w:pPr>
+      <w:r>
+        <w:rPr>
+          <w:rFonts w:ascii="Consolas" w:hAnsi="Consolas"/>
+          <w:sz w:val="18"/>
+        </w:rPr>
+        <w:t>]</w:t>
+      </w:r>
+    </w:p>
+    <w:p>
+      <w:r>
+        <w:rPr>
+          <w:b w:val="0"/>
+          <w:i/>
+          <w:sz w:val="21"/>
+        </w:rPr>
+        <w:t>A bare array, not wrapped in an object — name is the only required field per player. Same attribute array lengths and order as Squad Data (14 / 14 / 8 / 11).</w:t>
+      </w:r>
+    </w:p>
+    <w:p>
+      <w:pPr>
+        <w:pStyle w:val="Heading1"/>
+      </w:pPr>
+      <w:r>
+        <w:t>Step 5: Performance Data</w:t>
+      </w:r>
+    </w:p>
+    <w:p>
+      <w:r>
+        <w:rPr>
+          <w:b/>
+          <w:i w:val="0"/>
+          <w:sz w:val="21"/>
+        </w:rPr>
+        <w:t>Paste into: the Performance Data page → Add Snapshot.</w:t>
+      </w:r>
+    </w:p>
+    <w:p>
+      <w:r>
+        <w:rPr>
+          <w:b w:val="0"/>
+          <w:i/>
+          <w:sz w:val="21"/>
+        </w:rPr>
+        <w:t>Repeatable — add a new snapshot every so often (say, every few months in-game) to track trends over time. Each snapshot is dated and additive: adding one never removes an earlier one.</w:t>
+      </w:r>
+    </w:p>
+    <w:p>
+      <w:r>
+        <w:rPr>
+          <w:b w:val="0"/>
+          <w:i w:val="0"/>
+          <w:sz w:val="21"/>
+        </w:rPr>
+        <w:t>Screenshot, from FM's Squad screen with its stat-filter presets:</w:t>
+      </w:r>
+    </w:p>
+    <w:p>
+      <w:pPr>
+        <w:pStyle w:val="ListBullet"/>
+      </w:pPr>
+      <w:r>
+        <w:rPr>
+          <w:sz w:val="21"/>
+        </w:rPr>
+        <w:t>Attacking (xG) view.</w:t>
+      </w:r>
+    </w:p>
+    <w:p>
+      <w:pPr>
+        <w:pStyle w:val="ListBullet"/>
+      </w:pPr>
+      <w:r>
+        <w:rPr>
+          <w:sz w:val="21"/>
+        </w:rPr>
+        <w:t>Goalkeeping view (goalkeepers only — FM shows 0 for outfield players, which is fine, leave it).</w:t>
+      </w:r>
+    </w:p>
+    <w:p>
+      <w:pPr>
+        <w:pStyle w:val="ListBullet"/>
+      </w:pPr>
+      <w:r>
+        <w:rPr>
+          <w:sz w:val="21"/>
+        </w:rPr>
+        <w:t>Discipline view.</w:t>
+      </w:r>
+    </w:p>
+    <w:p>
+      <w:pPr>
+        <w:pStyle w:val="ListBullet"/>
+      </w:pPr>
+      <w:r>
+        <w:rPr>
+          <w:sz w:val="21"/>
+        </w:rPr>
+        <w:t>General Play view.</w:t>
+      </w:r>
+    </w:p>
+    <w:p>
+      <w:pPr>
+        <w:pStyle w:val="ListBullet"/>
+      </w:pPr>
+      <w:r>
+        <w:rPr>
+          <w:sz w:val="21"/>
+        </w:rPr>
+        <w:t>Goal Attempts view.</w:t>
+      </w:r>
+    </w:p>
+    <w:p>
+      <w:pPr>
+        <w:pStyle w:val="ListBullet"/>
+      </w:pPr>
+      <w:r>
+        <w:rPr>
+          <w:sz w:val="21"/>
+        </w:rPr>
+        <w:t>A single screenshot covering just one of these views still imports fine — only "name" is required per player, everything else is optional.</w:t>
+      </w:r>
+    </w:p>
+    <w:p>
+      <w:pPr>
+        <w:spacing w:after="0"/>
+      </w:pPr>
+      <w:r>
+        <w:rPr>
+          <w:rFonts w:ascii="Consolas" w:hAnsi="Consolas"/>
+          <w:sz w:val="18"/>
+        </w:rPr>
+        <w:t>{</w:t>
+      </w:r>
+    </w:p>
+    <w:p>
+      <w:pPr>
+        <w:spacing w:after="0"/>
+      </w:pPr>
+      <w:r>
+        <w:rPr>
+          <w:rFonts w:ascii="Consolas" w:hAnsi="Consolas"/>
+          <w:sz w:val="18"/>
+        </w:rPr>
+        <w:t xml:space="preserve">  "date": "2037-04-11",       // the in-game date these screenshots were taken</w:t>
+      </w:r>
+    </w:p>
+    <w:p>
+      <w:pPr>
+        <w:spacing w:after="0"/>
+      </w:pPr>
+      <w:r>
+        <w:rPr>
+          <w:rFonts w:ascii="Consolas" w:hAnsi="Consolas"/>
+          <w:sz w:val="18"/>
+        </w:rPr>
+        <w:t xml:space="preserve">  "players": [</w:t>
+      </w:r>
+    </w:p>
+    <w:p>
+      <w:pPr>
+        <w:spacing w:after="0"/>
+      </w:pPr>
+      <w:r>
+        <w:rPr>
+          <w:rFonts w:ascii="Consolas" w:hAnsi="Consolas"/>
+          <w:sz w:val="18"/>
+        </w:rPr>
+        <w:t xml:space="preserve">    {</w:t>
+      </w:r>
+    </w:p>
+    <w:p>
+      <w:pPr>
+        <w:spacing w:after="0"/>
+      </w:pPr>
+      <w:r>
+        <w:rPr>
+          <w:rFonts w:ascii="Consolas" w:hAnsi="Consolas"/>
+          <w:sz w:val="18"/>
+        </w:rPr>
+        <w:t xml:space="preserve">      "name": "Example Player", "apps": "12 (3)", "goals": 8, "shots": 40, "xG": 6.2,</w:t>
+      </w:r>
+    </w:p>
+    <w:p>
+      <w:pPr>
+        <w:spacing w:after="0"/>
+      </w:pPr>
+      <w:r>
+        <w:rPr>
+          <w:rFonts w:ascii="Consolas" w:hAnsi="Consolas"/>
+          <w:sz w:val="18"/>
+        </w:rPr>
+        <w:t xml:space="preserve">      "cleanSheets": 0, "goalsConceded": 0, "svPct": 0, "xSvPct": 0,</w:t>
+      </w:r>
+    </w:p>
+    <w:p>
+      <w:pPr>
+        <w:spacing w:after="0"/>
+      </w:pPr>
+      <w:r>
+        <w:rPr>
+          <w:rFonts w:ascii="Consolas" w:hAnsi="Consolas"/>
+          <w:sz w:val="18"/>
+        </w:rPr>
+        <w:t xml:space="preserve">      "tacklesWon": 17, "foulsMade": 17, "tacklesAttempted": 25, "yellow": 1, "red": 0,</w:t>
+      </w:r>
+    </w:p>
+    <w:p>
+      <w:pPr>
+        <w:spacing w:after="0"/>
+      </w:pPr>
+      <w:r>
+        <w:rPr>
+          <w:rFonts w:ascii="Consolas" w:hAnsi="Consolas"/>
+          <w:sz w:val="18"/>
+        </w:rPr>
+        <w:t xml:space="preserve">      "passPct": 91, "passesAttempted": 634, "mistakesLeadingToGoal": 0,</w:t>
+      </w:r>
+    </w:p>
+    <w:p>
+      <w:pPr>
+        <w:spacing w:after="0"/>
+      </w:pPr>
+      <w:r>
+        <w:rPr>
+          <w:rFonts w:ascii="Consolas" w:hAnsi="Consolas"/>
+          <w:sz w:val="18"/>
+        </w:rPr>
+        <w:t xml:space="preserve">      "headersWon": 11, "headersAttempted": 52,</w:t>
+      </w:r>
+    </w:p>
+    <w:p>
+      <w:pPr>
+        <w:spacing w:after="0"/>
+      </w:pPr>
+      <w:r>
+        <w:rPr>
+          <w:rFonts w:ascii="Consolas" w:hAnsi="Consolas"/>
+          <w:sz w:val="18"/>
+        </w:rPr>
+        <w:t xml:space="preserve">      "crossesCompleted": 8, "crossesAttempted": 18,</w:t>
+      </w:r>
+    </w:p>
+    <w:p>
+      <w:pPr>
+        <w:spacing w:after="0"/>
+      </w:pPr>
+      <w:r>
+        <w:rPr>
+          <w:rFonts w:ascii="Consolas" w:hAnsi="Consolas"/>
+          <w:sz w:val="18"/>
+        </w:rPr>
+        <w:t xml:space="preserve">      "pensScored": 1, "pensTaken": 1, "minsSinceLastGoal": 220</w:t>
+      </w:r>
+    </w:p>
+    <w:p>
+      <w:pPr>
+        <w:spacing w:after="0"/>
+      </w:pPr>
+      <w:r>
+        <w:rPr>
+          <w:rFonts w:ascii="Consolas" w:hAnsi="Consolas"/>
+          <w:sz w:val="18"/>
+        </w:rPr>
+        <w:t xml:space="preserve">    }</w:t>
+      </w:r>
+    </w:p>
+    <w:p>
+      <w:pPr>
+        <w:spacing w:after="0"/>
+      </w:pPr>
+      <w:r>
+        <w:rPr>
+          <w:rFonts w:ascii="Consolas" w:hAnsi="Consolas"/>
+          <w:sz w:val="18"/>
+        </w:rPr>
+        <w:t xml:space="preserve">    // ...one entry per player, only for whichever view(s) you captured</w:t>
+      </w:r>
+    </w:p>
+    <w:p>
+      <w:pPr>
+        <w:spacing w:after="0"/>
+      </w:pPr>
+      <w:r>
+        <w:rPr>
+          <w:rFonts w:ascii="Consolas" w:hAnsi="Consolas"/>
+          <w:sz w:val="18"/>
+        </w:rPr>
+        <w:t xml:space="preserve">  ]</w:t>
+      </w:r>
+    </w:p>
+    <w:p>
+      <w:pPr>
+        <w:spacing w:after="160"/>
+      </w:pPr>
+      <w:r>
+        <w:rPr>
+          <w:rFonts w:ascii="Consolas" w:hAnsi="Consolas"/>
+          <w:sz w:val="18"/>
+        </w:rPr>
+        <w:t>}</w:t>
+      </w:r>
+    </w:p>
+    <w:p>
+      <w:r>
+        <w:rPr>
+          <w:b w:val="0"/>
+          <w:i/>
+          <w:sz w:val="21"/>
+        </w:rPr>
+        <w:t>date and players are the only required top-level fields, and name is the only required field per player — this example shows every stat at once purely for reference.</w:t>
+      </w:r>
+    </w:p>
+    <w:p>
+      <w:pPr>
+        <w:pStyle w:val="Heading1"/>
+      </w:pPr>
+      <w:r>
         <w:t>Tips</w:t>
       </w:r>
     </w:p>
@@ -1300,7 +1844,7 @@
         <w:rPr>
           <w:sz w:val="21"/>
         </w:rPr>
-        <w:t>Every import box has the same three buttons: “Validate” lists any shape problems without changing anything, “Import &amp; Reload” applies it once it looks good, “Load Example Template” fills the box with a starting point to edit.</w:t>
+        <w:t>Steps 1–3 (Club/Squad/Tactic Data) each have the same three buttons: “Validate” lists any shape problems without changing anything, “Import &amp; Reload” applies it once it looks good, “Load Example Template” fills the box with a starting point to edit. Scouting and Performance Data have the same idea under “Add to Shortlist”/“Add Snapshot” and their own “Load Example Template”.</w:t>
       </w:r>
     </w:p>
     <w:p>
@@ -1311,7 +1855,7 @@
         <w:rPr>
           <w:sz w:val="21"/>
         </w:rPr>
-        <w:t>Updating one step later — a fresh batch of squad screenshots partway through the save, say — just means re-pasting into that one box; the other two stay exactly as they were.</w:t>
+        <w:t>Updating Club/Squad/Tactic Data later — a fresh batch of squad screenshots partway through the save, say — just means re-pasting into that one box; the other two stay exactly as they were. Scouting and Performance Data are additive by design (see Steps 4–5).</w:t>
       </w:r>
     </w:p>
     <w:p>
@@ -1322,7 +1866,7 @@
         <w:rPr>
           <w:sz w:val="21"/>
         </w:rPr>
-        <w:t>Starting over: Settings → Import Club Data → “Clear All Data (New Save).”</w:t>
+        <w:t>Starting over completely: Settings → Import Club Data → “Clear All Data (New Save).”</w:t>
       </w:r>
     </w:p>
     <w:sectPr>

--- a/docs/FMCC Setup Guide.docx
+++ b/docs/FMCC Setup Guide.docx
@@ -1660,6 +1660,18 @@
           <w:rFonts w:ascii="Consolas" w:hAnsi="Consolas"/>
           <w:sz w:val="18"/>
         </w:rPr>
+        <w:t xml:space="preserve">  "season": "2037/38",      // this in-game season — keeps a new season's stats from being compared against last season's</w:t>
+      </w:r>
+    </w:p>
+    <w:p>
+      <w:pPr>
+        <w:spacing w:after="0"/>
+      </w:pPr>
+      <w:r>
+        <w:rPr>
+          <w:rFonts w:ascii="Consolas" w:hAnsi="Consolas"/>
+          <w:sz w:val="18"/>
+        </w:rPr>
         <w:t xml:space="preserve">  "players": [</w:t>
       </w:r>
     </w:p>
@@ -1814,7 +1826,7 @@
           <w:i/>
           <w:sz w:val="21"/>
         </w:rPr>
-        <w:t>date and players are the only required top-level fields, and name is the only required field per player — this example shows every stat at once purely for reference.</w:t>
+        <w:t>date, season, and players are the only required top-level fields, and name is the only required field per player — this example shows every stat at once purely for reference. Use the same season label (e.g. "2037/38") for every snapshot captured within that season, and a new label once a new season starts.</w:t>
       </w:r>
     </w:p>
     <w:p>

--- a/docs/FMCC Setup Guide.docx
+++ b/docs/FMCC Setup Guide.docx
@@ -1660,18 +1660,6 @@
           <w:rFonts w:ascii="Consolas" w:hAnsi="Consolas"/>
           <w:sz w:val="18"/>
         </w:rPr>
-        <w:t xml:space="preserve">  "season": "2037/38",      // this in-game season — keeps a new season's stats from being compared against last season's</w:t>
-      </w:r>
-    </w:p>
-    <w:p>
-      <w:pPr>
-        <w:spacing w:after="0"/>
-      </w:pPr>
-      <w:r>
-        <w:rPr>
-          <w:rFonts w:ascii="Consolas" w:hAnsi="Consolas"/>
-          <w:sz w:val="18"/>
-        </w:rPr>
         <w:t xml:space="preserve">  "players": [</w:t>
       </w:r>
     </w:p>
@@ -1826,7 +1814,7 @@
           <w:i/>
           <w:sz w:val="21"/>
         </w:rPr>
-        <w:t>date, season, and players are the only required top-level fields, and name is the only required field per player — this example shows every stat at once purely for reference. Use the same season label (e.g. "2037/38") for every snapshot captured within that season, and a new label once a new season starts.</w:t>
+        <w:t>date and players are the only required top-level fields, and name is the only required field per player — this example shows every stat at once purely for reference. Which season a snapshot belongs to is worked out automatically from its date (FM’s seasons run 1 July – 30 June), so a new season’s stats never get compared against the last one’s. Add a "season" field of your own (e.g. "2037/38") only if your league runs a different calendar.</w:t>
       </w:r>
     </w:p>
     <w:p>

--- a/docs/FMCC Setup Guide.docx
+++ b/docs/FMCC Setup Guide.docx
@@ -143,6 +143,16 @@
           <w:sz w:val="21"/>
         </w:rPr>
         <w:t>Also note (typed, not screenshotted): the in-game date you captured this on, and the FM save file's own name from the Continue/load-game screen.</w:t>
+      </w:r>
+    </w:p>
+    <w:p>
+      <w:r>
+        <w:rPr>
+          <w:b w:val="0"/>
+          <w:i w:val="0"/>
+          <w:sz w:val="21"/>
+        </w:rPr>
+        <w:t xml:space="preserve">Optional: a script that captures the five screenshots above for you lives at tools/capture_club_data.py in the FMCC project on GitHub (github.com/tomjenk1543/fmcc). It only comes with the full project, not a standalone copy of just the app’s HTML file, so you’ll need to download or clone the whole repo to use it. See tools/README.md there for setup.</w:t>
       </w:r>
     </w:p>
     <w:p>

--- a/docs/FMCC Setup Guide.docx
+++ b/docs/FMCC Setup Guide.docx
@@ -152,7 +152,7 @@
           <w:i w:val="0"/>
           <w:sz w:val="21"/>
         </w:rPr>
-        <w:t xml:space="preserve">Optional: a script that captures the five screenshots above for you lives at tools/capture_club_data.py in the FMCC project on GitHub (github.com/tomjenk1543/fmcc). It only comes with the full project, not a standalone copy of just the app’s HTML file, so you’ll need to download or clone the whole repo to use it. See tools/README.md there for setup.</w:t>
+        <w:t xml:space="preserve">Easiest way to get these: just ask Claude to capture your club data directly. Have Football Manager open and ask something like "capture my club data for FMCC" — Claude takes control of your screen for that one step, navigates to the right screens itself, and converts them straight into the JSON below without you needing to run anything or take screenshots by hand.</w:t>
       </w:r>
     </w:p>
     <w:p>

--- a/docs/FMCC Setup Guide.docx
+++ b/docs/FMCC Setup Guide.docx
@@ -142,7 +142,7 @@
           <w:i w:val="0"/>
           <w:sz w:val="21"/>
         </w:rPr>
-        <w:t>Also note (typed, not screenshotted): the in-game date you captured this on, and the FM save file's own name from the Continue/load-game screen.</w:t>
+        <w:t>Also note: the in-game date you captured this on, and the save's own name (Club &gt; Club Site &gt; FM Menu, top-left, e.g. "Manager Name - Club Name").</w:t>
       </w:r>
     </w:p>
     <w:p>
@@ -152,7 +152,7 @@
           <w:i w:val="0"/>
           <w:sz w:val="21"/>
         </w:rPr>
-        <w:t xml:space="preserve">Easiest way to get these: just ask Claude to capture your club data directly. Have Football Manager open and ask something like "capture my club data for FMCC" — Claude takes control of your screen for that one step, navigates to the right screens itself, and converts them straight into the JSON below without you needing to run anything or take screenshots by hand.</w:t>
+        <w:t xml:space="preserve">Easiest way to get these: just ask Claude to capture your club data directly. Have Football Manager open and ask something like "capture my club data for FMCC" — Claude takes control of your screen for that one step, navigates to the right screens itself (including the FM Menu for the save name), and converts them straight into the JSON below without you needing to run anything or take screenshots by hand.</w:t>
       </w:r>
     </w:p>
     <w:p>

--- a/docs/FMCC Setup Guide.docx
+++ b/docs/FMCC Setup Guide.docx
@@ -805,7 +805,7 @@
           <w:rFonts w:ascii="Consolas" w:hAnsi="Consolas"/>
           <w:sz w:val="18"/>
         </w:rPr>
-        <w:t xml:space="preserve">      "wage": "£5K p/w", "contract": "30/6/2028",</w:t>
+        <w:t xml:space="preserve">      "wage": "£5K p/w", "transferValue": "£1.2M - £2M", "contract": "30/6/2028",</w:t>
       </w:r>
     </w:p>
     <w:p>
@@ -817,7 +817,7 @@
           <w:rFonts w:ascii="Consolas" w:hAnsi="Consolas"/>
           <w:sz w:val="18"/>
         </w:rPr>
-        <w:t xml:space="preserve">      "status": "injured",       // optional: "injured" | "loan-out" | "loan-in"</w:t>
+        <w:t xml:space="preserve">      "status": "loan-out",       // optional: "loan-out" | "loan-in"</w:t>
       </w:r>
     </w:p>
     <w:p>
